--- a/projects/valuepickr-open-screen/docs/CSL Finance Ltd.docx
+++ b/projects/valuepickr-open-screen/docs/CSL Finance Ltd.docx
@@ -32,7 +32,7 @@
           <w:sz w:val="22"/>
           <w:szCs w:val="22"/>
         </w:rPr>
-        <w:t xml:space="preserve">Small NBFC with strong growth and returns, but a nearly dormant ValuePickr thread offers little community validation</w:t>
+        <w:t xml:space="preserve">Small, very well-capitalised secured-lending NBFC trading BELOW book (P/B ~0.9x, P/E ~6.3x) with a ~15% ROE and 15-21% AUM growth - but PAT growth decelerated to +3.8% in Q1 FY27, asset quality softened over FY26, the SME-retail engine is weak, and the ValuePickr thread is dormant</w:t>
       </w:r>
     </w:p>
     <w:p>
@@ -99,142 +99,196 @@
           </w:tcPr>
           <w:p>
             <w:r>
-              <w:t xml:space="preserve">Rs 506 Cr</w:t>
-            </w:r>
-          </w:p>
-        </w:tc>
-      </w:tr>
-      <w:tr>
-        <w:tc>
-          <w:tcPr>
-            <w:tcW w:type="dxa" w:w="3200"/>
-            <w:shd w:fill="F2F2F2" w:val="clear"/>
-          </w:tcPr>
-          <w:p>
-            <w:r>
-              <w:rPr>
-                <w:b/>
-                <w:bCs/>
-              </w:rPr>
-              <w:t xml:space="preserve">ROE</w:t>
-            </w:r>
-          </w:p>
-        </w:tc>
-        <w:tc>
-          <w:tcPr>
-            <w:tcW w:type="dxa" w:w="5800"/>
-          </w:tcPr>
-          <w:p>
-            <w:r>
-              <w:t xml:space="preserve">15.2%</w:t>
-            </w:r>
-          </w:p>
-        </w:tc>
-      </w:tr>
-      <w:tr>
-        <w:tc>
-          <w:tcPr>
-            <w:tcW w:type="dxa" w:w="3200"/>
-            <w:shd w:fill="F2F2F2" w:val="clear"/>
-          </w:tcPr>
-          <w:p>
-            <w:r>
-              <w:rPr>
-                <w:b/>
-                <w:bCs/>
-              </w:rPr>
-              <w:t xml:space="preserve">ROCE</w:t>
-            </w:r>
-          </w:p>
-        </w:tc>
-        <w:tc>
-          <w:tcPr>
-            <w:tcW w:type="dxa" w:w="5800"/>
-          </w:tcPr>
-          <w:p>
-            <w:r>
-              <w:t xml:space="preserve">14.7%</w:t>
-            </w:r>
-          </w:p>
-        </w:tc>
-      </w:tr>
-      <w:tr>
-        <w:tc>
-          <w:tcPr>
-            <w:tcW w:type="dxa" w:w="3200"/>
-            <w:shd w:fill="F2F2F2" w:val="clear"/>
-          </w:tcPr>
-          <w:p>
-            <w:r>
-              <w:rPr>
-                <w:b/>
-                <w:bCs/>
-              </w:rPr>
-              <w:t xml:space="preserve">Debt/Equity</w:t>
-            </w:r>
-          </w:p>
-        </w:tc>
-        <w:tc>
-          <w:tcPr>
-            <w:tcW w:type="dxa" w:w="5800"/>
-          </w:tcPr>
-          <w:p>
-            <w:r>
-              <w:t xml:space="preserve">1.06</w:t>
-            </w:r>
-          </w:p>
-        </w:tc>
-      </w:tr>
-      <w:tr>
-        <w:tc>
-          <w:tcPr>
-            <w:tcW w:type="dxa" w:w="3200"/>
-            <w:shd w:fill="F2F2F2" w:val="clear"/>
-          </w:tcPr>
-          <w:p>
-            <w:r>
-              <w:rPr>
-                <w:b/>
-                <w:bCs/>
-              </w:rPr>
-              <w:t xml:space="preserve">Sales growth</w:t>
-            </w:r>
-          </w:p>
-        </w:tc>
-        <w:tc>
-          <w:tcPr>
-            <w:tcW w:type="dxa" w:w="5800"/>
-          </w:tcPr>
-          <w:p>
-            <w:r>
-              <w:t xml:space="preserve">41.2%</w:t>
-            </w:r>
-          </w:p>
-        </w:tc>
-      </w:tr>
-      <w:tr>
-        <w:tc>
-          <w:tcPr>
-            <w:tcW w:type="dxa" w:w="3200"/>
-            <w:shd w:fill="F2F2F2" w:val="clear"/>
-          </w:tcPr>
-          <w:p>
-            <w:r>
-              <w:rPr>
-                <w:b/>
-                <w:bCs/>
-              </w:rPr>
-              <w:t xml:space="preserve">Profit growth</w:t>
-            </w:r>
-          </w:p>
-        </w:tc>
-        <w:tc>
-          <w:tcPr>
-            <w:tcW w:type="dxa" w:w="5800"/>
-          </w:tcPr>
-          <w:p>
-            <w:r>
-              <w:t xml:space="preserve">38.9%</w:t>
+              <w:t xml:space="preserve">~Rs 551 Cr (price ~Rs 242; book value ~Rs 273, i.e. P/B ~0.89x, P/E ~6.3x)</w:t>
+            </w:r>
+          </w:p>
+        </w:tc>
+      </w:tr>
+      <w:tr>
+        <w:tc>
+          <w:tcPr>
+            <w:tcW w:type="dxa" w:w="3200"/>
+            <w:shd w:fill="F2F2F2" w:val="clear"/>
+          </w:tcPr>
+          <w:p>
+            <w:r>
+              <w:rPr>
+                <w:b/>
+                <w:bCs/>
+              </w:rPr>
+              <w:t xml:space="preserve">ROE / ROCE</w:t>
+            </w:r>
+          </w:p>
+        </w:tc>
+        <w:tc>
+          <w:tcPr>
+            <w:tcW w:type="dxa" w:w="5800"/>
+          </w:tcPr>
+          <w:p>
+            <w:r>
+              <w:t xml:space="preserve">~14.9% / ~14.5% (FY26 ROA 6.30%)</w:t>
+            </w:r>
+          </w:p>
+        </w:tc>
+      </w:tr>
+      <w:tr>
+        <w:tc>
+          <w:tcPr>
+            <w:tcW w:type="dxa" w:w="3200"/>
+            <w:shd w:fill="F2F2F2" w:val="clear"/>
+          </w:tcPr>
+          <w:p>
+            <w:r>
+              <w:rPr>
+                <w:b/>
+                <w:bCs/>
+              </w:rPr>
+              <w:t xml:space="preserve">AUM</w:t>
+            </w:r>
+          </w:p>
+        </w:tc>
+        <w:tc>
+          <w:tcPr>
+            <w:tcW w:type="dxa" w:w="5800"/>
+          </w:tcPr>
+          <w:p>
+            <w:r>
+              <w:t xml:space="preserve">Rs 1,510 Cr Q1 FY27 (+15% YoY); Rs 1,448 Cr FY26 (+21% YoY)</w:t>
+            </w:r>
+          </w:p>
+        </w:tc>
+      </w:tr>
+      <w:tr>
+        <w:tc>
+          <w:tcPr>
+            <w:tcW w:type="dxa" w:w="3200"/>
+            <w:shd w:fill="F2F2F2" w:val="clear"/>
+          </w:tcPr>
+          <w:p>
+            <w:r>
+              <w:rPr>
+                <w:b/>
+                <w:bCs/>
+              </w:rPr>
+              <w:t xml:space="preserve">PAT</w:t>
+            </w:r>
+          </w:p>
+        </w:tc>
+        <w:tc>
+          <w:tcPr>
+            <w:tcW w:type="dxa" w:w="5800"/>
+          </w:tcPr>
+          <w:p>
+            <w:r>
+              <w:t xml:space="preserve">FY26 Rs 86.11 Cr (+19.4%); Q1 FY27 Rs 22.1 Cr (+3.76% YoY - a sharp deceleration)</w:t>
+            </w:r>
+          </w:p>
+        </w:tc>
+      </w:tr>
+      <w:tr>
+        <w:tc>
+          <w:tcPr>
+            <w:tcW w:type="dxa" w:w="3200"/>
+            <w:shd w:fill="F2F2F2" w:val="clear"/>
+          </w:tcPr>
+          <w:p>
+            <w:r>
+              <w:rPr>
+                <w:b/>
+                <w:bCs/>
+              </w:rPr>
+              <w:t xml:space="preserve">Asset quality</w:t>
+            </w:r>
+          </w:p>
+        </w:tc>
+        <w:tc>
+          <w:tcPr>
+            <w:tcW w:type="dxa" w:w="5800"/>
+          </w:tcPr>
+          <w:p>
+            <w:r>
+              <w:t xml:space="preserve">GNPA 0.95% Q1 FY27 (1.1% Q4 FY26, up from 0.46% a year earlier); NNPA ~0.81% Q4 FY26; PCR ~123%</w:t>
+            </w:r>
+          </w:p>
+        </w:tc>
+      </w:tr>
+      <w:tr>
+        <w:tc>
+          <w:tcPr>
+            <w:tcW w:type="dxa" w:w="3200"/>
+            <w:shd w:fill="F2F2F2" w:val="clear"/>
+          </w:tcPr>
+          <w:p>
+            <w:r>
+              <w:rPr>
+                <w:b/>
+                <w:bCs/>
+              </w:rPr>
+              <w:t xml:space="preserve">Capital / leverage</w:t>
+            </w:r>
+          </w:p>
+        </w:tc>
+        <w:tc>
+          <w:tcPr>
+            <w:tcW w:type="dxa" w:w="5800"/>
+          </w:tcPr>
+          <w:p>
+            <w:r>
+              <w:t xml:space="preserve">CAR ~44%, D/E ~1.06 - under-leveraged; liquidity surplus ~Rs 175 Cr</w:t>
+            </w:r>
+          </w:p>
+        </w:tc>
+      </w:tr>
+      <w:tr>
+        <w:tc>
+          <w:tcPr>
+            <w:tcW w:type="dxa" w:w="3200"/>
+            <w:shd w:fill="F2F2F2" w:val="clear"/>
+          </w:tcPr>
+          <w:p>
+            <w:r>
+              <w:rPr>
+                <w:b/>
+                <w:bCs/>
+              </w:rPr>
+              <w:t xml:space="preserve">Book mix</w:t>
+            </w:r>
+          </w:p>
+        </w:tc>
+        <w:tc>
+          <w:tcPr>
+            <w:tcW w:type="dxa" w:w="5800"/>
+          </w:tcPr>
+          <w:p>
+            <w:r>
+              <w:t xml:space="preserve">Wholesale 70 / SME retail 30 (Q1 FY27), shifted from 66/34 in FY25 as SME retail underperformed</w:t>
+            </w:r>
+          </w:p>
+        </w:tc>
+      </w:tr>
+      <w:tr>
+        <w:tc>
+          <w:tcPr>
+            <w:tcW w:type="dxa" w:w="3200"/>
+            <w:shd w:fill="F2F2F2" w:val="clear"/>
+          </w:tcPr>
+          <w:p>
+            <w:r>
+              <w:rPr>
+                <w:b/>
+                <w:bCs/>
+              </w:rPr>
+              <w:t xml:space="preserve">3-yr growth</w:t>
+            </w:r>
+          </w:p>
+        </w:tc>
+        <w:tc>
+          <w:tcPr>
+            <w:tcW w:type="dxa" w:w="5800"/>
+          </w:tcPr>
+          <w:p>
+            <w:r>
+              <w:t xml:space="preserve">Sales CAGR ~30%, profit CAGR ~24%</w:t>
             </w:r>
           </w:p>
         </w:tc>
@@ -261,7 +315,7 @@
           </w:tcPr>
           <w:p>
             <w:r>
-              <w:t xml:space="preserve">Rs 227.45 - 380.2</w:t>
+              <w:t xml:space="preserve">Rs 210 - 325; promoter holding 48.16%, no pledge</w:t>
             </w:r>
           </w:p>
         </w:tc>
@@ -277,7 +331,7 @@
         <w:spacing w:after="120"/>
       </w:pPr>
       <w:r>
-        <w:t xml:space="preserve">Strong headline growth (sales +41.2%, profit +38.9%) with solid ROE/ROCE for an NBFC, and leverage (D/E 1.06) that is normal, not excessive, for the lending business model. No red flags surfaced.</w:t>
+        <w:t xml:space="preserve">CSL Finance is genuinely cheap: it trades below book (P/B ~0.89x, price Rs 242 vs book value Rs 273) on ~6.3x earnings, with a still-healthy ~15% ROE (6.30% ROA) and 15-21% AUM growth. It is also very conservatively run - CAR ~44%, D/E ~1.06, a ~Rs 175 Cr liquidity surplus - which bounds risk but structurally caps ROE. The concerns from the deep read: PAT growth decelerated hard, from +19.4% in FY26 to just +3.76% in Q1 FY27; asset quality softened over FY26 (GNPA rose from 0.46% to 1.1%, easing to 0.95% in Q1 FY27); the SME-retail segment - the higher-yield growth engine - is contracting in share (31% -&gt; 30%) on industry consolidation and bank/fintech competition, so the book is tilting toward lumpier wholesale (construction/real-estate) finance. Promoter holding is 48.16% with no pledge. There is no active ValuePickr diligence and no independent NBFC asset-quality work (SMA pool, wholesale-exposure concentration) available from this pass.</w:t>
       </w:r>
     </w:p>
     <w:p>
@@ -286,15 +340,439 @@
         <w:spacing w:after="120" w:before="280"/>
       </w:pPr>
       <w:r>
-        <w:t xml:space="preserve">Technical Read (Weekly / Monthly MACD + Bollinger Bands, or RSI/CCI/Williams %R proxy)</w:t>
-      </w:r>
-    </w:p>
-    <w:p>
-      <w:pPr>
-        <w:spacing w:after="120"/>
-      </w:pPr>
-      <w:r>
-        <w:t xml:space="preserve">Not checked this pass.</w:t>
+        <w:t xml:space="preserve">Deep-Dive: Primary Documents (Annual Reports, Quarterly Results, Exchange Filings)</w:t>
+      </w:r>
+    </w:p>
+    <w:p>
+      <w:pPr>
+        <w:spacing w:after="120"/>
+      </w:pPr>
+      <w:r>
+        <w:rPr>
+          <w:i/>
+          <w:iCs/>
+          <w:color w:val="666666"/>
+          <w:sz w:val="18"/>
+          <w:szCs w:val="18"/>
+        </w:rPr>
+        <w:t xml:space="preserve">Pass 1 — 2026-09-08. Built from the company's own filings (3 years of annual reports, ~4 quarters of results/concalls, and 6 months of BSE/NSE announcements), read via the web — a deeper layer than the forum-sentiment read below.</w:t>
+      </w:r>
+    </w:p>
+    <w:p>
+      <w:pPr>
+        <w:spacing w:after="120"/>
+      </w:pPr>
+      <w:r>
+        <w:rPr>
+          <w:b/>
+          <w:bCs/>
+          <w:sz w:val="20"/>
+          <w:szCs w:val="20"/>
+        </w:rPr>
+        <w:t xml:space="preserve">Sources reviewed this pass:</w:t>
+      </w:r>
+    </w:p>
+    <w:p>
+      <w:pPr>
+        <w:pStyle w:val="ListParagraph"/>
+        <w:numPr>
+          <w:ilvl w:val="0"/>
+          <w:numId w:val="1"/>
+        </w:numPr>
+        <w:spacing w:after="60"/>
+      </w:pPr>
+      <w:r>
+        <w:t xml:space="preserve">screener.in (market cap, P/E, P/B, book value, ROE/ROCE, 3-yr growth, promoter holding, no pledge)</w:t>
+      </w:r>
+    </w:p>
+    <w:p>
+      <w:pPr>
+        <w:pStyle w:val="ListParagraph"/>
+        <w:numPr>
+          <w:ilvl w:val="0"/>
+          <w:numId w:val="1"/>
+        </w:numPr>
+        <w:spacing w:after="60"/>
+      </w:pPr>
+      <w:r>
+        <w:t xml:space="preserve">CSL Q1 FY27 business update + results (Jul-Aug 2026) via EquityBulls / Sahi / ScanX</w:t>
+      </w:r>
+    </w:p>
+    <w:p>
+      <w:pPr>
+        <w:pStyle w:val="ListParagraph"/>
+        <w:numPr>
+          <w:ilvl w:val="0"/>
+          <w:numId w:val="1"/>
+        </w:numPr>
+        <w:spacing w:after="60"/>
+      </w:pPr>
+      <w:r>
+        <w:t xml:space="preserve">CSL FY26 / Q4 FY26 results + earnings call via Kalkine / Whalesbook / AlphaStreet / Multibagg / GuruFocus</w:t>
+      </w:r>
+    </w:p>
+    <w:p>
+      <w:pPr>
+        <w:spacing w:after="120"/>
+      </w:pPr>
+      <w:r>
+        <w:rPr>
+          <w:b/>
+          <w:bCs/>
+          <w:sz w:val="20"/>
+          <w:szCs w:val="20"/>
+        </w:rPr>
+        <w:t xml:space="preserve">Annual-report findings (3-year view):</w:t>
+      </w:r>
+    </w:p>
+    <w:p>
+      <w:pPr>
+        <w:pStyle w:val="ListParagraph"/>
+        <w:numPr>
+          <w:ilvl w:val="0"/>
+          <w:numId w:val="1"/>
+        </w:numPr>
+        <w:spacing w:after="60"/>
+      </w:pPr>
+      <w:r>
+        <w:t xml:space="preserve">FY26 AUM Rs 1,448 Cr (+21% YoY); PAT Rs 86.11 Cr (+19.4%); ROA 6.30%, ROE 14.81%.</w:t>
+      </w:r>
+    </w:p>
+    <w:p>
+      <w:pPr>
+        <w:pStyle w:val="ListParagraph"/>
+        <w:numPr>
+          <w:ilvl w:val="0"/>
+          <w:numId w:val="1"/>
+        </w:numPr>
+        <w:spacing w:after="60"/>
+      </w:pPr>
+      <w:r>
+        <w:t xml:space="preserve">GNPA rose to 1.1% in Q4 FY26 from 0.46% a year earlier; NNPA 0.81% from 0.34% - management attributes it to lower NPA resolutions in H2 and says new underwriting (last 12 months) shows no material delinquencies.</w:t>
+      </w:r>
+    </w:p>
+    <w:p>
+      <w:pPr>
+        <w:pStyle w:val="ListParagraph"/>
+        <w:numPr>
+          <w:ilvl w:val="0"/>
+          <w:numId w:val="1"/>
+        </w:numPr>
+        <w:spacing w:after="60"/>
+      </w:pPr>
+      <w:r>
+        <w:t xml:space="preserve">AUM mix shifted to wholesale 69% / SME retail 31% (from 66/34 in FY25); SME retail underperformed on industry consolidation and competition - the book is tilting to lumpier wholesale finance.</w:t>
+      </w:r>
+    </w:p>
+    <w:p>
+      <w:pPr>
+        <w:pStyle w:val="ListParagraph"/>
+        <w:numPr>
+          <w:ilvl w:val="0"/>
+          <w:numId w:val="1"/>
+        </w:numPr>
+        <w:spacing w:after="60"/>
+      </w:pPr>
+      <w:r>
+        <w:t xml:space="preserve">Very well capitalised: CAR ~44%, D/E ~1.06 - the NBFC is under-leveraged, which bounds credit risk but caps ROE at ~15%.</w:t>
+      </w:r>
+    </w:p>
+    <w:p>
+      <w:pPr>
+        <w:pStyle w:val="ListParagraph"/>
+        <w:numPr>
+          <w:ilvl w:val="0"/>
+          <w:numId w:val="1"/>
+        </w:numPr>
+        <w:spacing w:after="60"/>
+      </w:pPr>
+      <w:r>
+        <w:t xml:space="preserve">Trades below book: P/B ~0.89x, P/E ~6.3x, book value Rs 273 vs price Rs 242; promoter holding 48.16%, no pledged shares.</w:t>
+      </w:r>
+    </w:p>
+    <w:p>
+      <w:pPr>
+        <w:pStyle w:val="ListParagraph"/>
+        <w:numPr>
+          <w:ilvl w:val="0"/>
+          <w:numId w:val="1"/>
+        </w:numPr>
+        <w:spacing w:after="60"/>
+      </w:pPr>
+      <w:r>
+        <w:t xml:space="preserve">3-yr sales CAGR ~30%, profit CAGR ~24% - a steady record, but return ratios (ROCE ~14.5%, ROE ~14.8%) sit just below a 15% bar.</w:t>
+      </w:r>
+    </w:p>
+    <w:p>
+      <w:pPr>
+        <w:spacing w:after="120"/>
+      </w:pPr>
+      <w:r>
+        <w:rPr>
+          <w:b/>
+          <w:bCs/>
+          <w:sz w:val="20"/>
+          <w:szCs w:val="20"/>
+        </w:rPr>
+        <w:t xml:space="preserve">Quarterly trend (last ~4 quarters + concall commentary):</w:t>
+      </w:r>
+    </w:p>
+    <w:p>
+      <w:pPr>
+        <w:pStyle w:val="ListParagraph"/>
+        <w:numPr>
+          <w:ilvl w:val="0"/>
+          <w:numId w:val="1"/>
+        </w:numPr>
+        <w:spacing w:after="60"/>
+      </w:pPr>
+      <w:r>
+        <w:t xml:space="preserve">Q4 FY26: PAT Rs 19.4 Cr; AUM Rs 1,448 Cr; GNPA 1.1% (up from 0.46% a year earlier).</w:t>
+      </w:r>
+    </w:p>
+    <w:p>
+      <w:pPr>
+        <w:pStyle w:val="ListParagraph"/>
+        <w:numPr>
+          <w:ilvl w:val="0"/>
+          <w:numId w:val="1"/>
+        </w:numPr>
+        <w:spacing w:after="60"/>
+      </w:pPr>
+      <w:r>
+        <w:t xml:space="preserve">Q1 FY27 (Jun 2026): standalone PAT Rs 22.1 Cr (+3.76% YoY - a sharp deceleration from FY26's +19%); AUM Rs 1,510 Cr (+15% YoY); GNPA improved to 0.95%, PCR ~123%; disbursals Rs 320 Cr, collections Rs 290 Cr; CAR ~44%; liquidity surplus ~Rs 175 Cr; mix 70:30 wholesale:SME.</w:t>
+      </w:r>
+    </w:p>
+    <w:p>
+      <w:pPr>
+        <w:pStyle w:val="ListParagraph"/>
+        <w:numPr>
+          <w:ilvl w:val="0"/>
+          <w:numId w:val="1"/>
+        </w:numPr>
+        <w:spacing w:after="60"/>
+      </w:pPr>
+      <w:r>
+        <w:t xml:space="preserve">Q1 FY27 funding: fresh bank sanction Rs 50 Cr + Rs 60 Cr raised via NCDs.</w:t>
+      </w:r>
+    </w:p>
+    <w:p>
+      <w:pPr>
+        <w:spacing w:after="120"/>
+      </w:pPr>
+      <w:r>
+        <w:rPr>
+          <w:b/>
+          <w:bCs/>
+          <w:sz w:val="20"/>
+          <w:szCs w:val="20"/>
+        </w:rPr>
+        <w:t xml:space="preserve">Exchange announcements (last 6 months):</w:t>
+      </w:r>
+    </w:p>
+    <w:p>
+      <w:pPr>
+        <w:pStyle w:val="ListParagraph"/>
+        <w:numPr>
+          <w:ilvl w:val="0"/>
+          <w:numId w:val="1"/>
+        </w:numPr>
+        <w:spacing w:after="60"/>
+      </w:pPr>
+      <w:r>
+        <w:t xml:space="preserve">Q1 FY27 business update (Jul 2026): AUM +15% to Rs 1,510 Cr, disbursals Rs 320 Cr, GNPA 0.95%.</w:t>
+      </w:r>
+    </w:p>
+    <w:p>
+      <w:pPr>
+        <w:pStyle w:val="ListParagraph"/>
+        <w:numPr>
+          <w:ilvl w:val="0"/>
+          <w:numId w:val="1"/>
+        </w:numPr>
+        <w:spacing w:after="60"/>
+      </w:pPr>
+      <w:r>
+        <w:t xml:space="preserve">Rs 60 Cr NCD issue + Rs 50 Cr fresh bank line.</w:t>
+      </w:r>
+    </w:p>
+    <w:p>
+      <w:pPr>
+        <w:pStyle w:val="ListParagraph"/>
+        <w:numPr>
+          <w:ilvl w:val="0"/>
+          <w:numId w:val="1"/>
+        </w:numPr>
+        <w:spacing w:after="60"/>
+      </w:pPr>
+      <w:r>
+        <w:t xml:space="preserve">Trading window closed 1 July to Q1 results (routine).</w:t>
+      </w:r>
+    </w:p>
+    <w:p>
+      <w:pPr>
+        <w:pStyle w:val="ListParagraph"/>
+        <w:numPr>
+          <w:ilvl w:val="0"/>
+          <w:numId w:val="1"/>
+        </w:numPr>
+        <w:spacing w:after="60"/>
+      </w:pPr>
+      <w:r>
+        <w:t xml:space="preserve">Nothing material on M&amp;A, rating action, promoter change, pledge or litigation this pass.</w:t>
+      </w:r>
+    </w:p>
+    <w:p>
+      <w:pPr>
+        <w:spacing w:after="120"/>
+      </w:pPr>
+      <w:r>
+        <w:rPr>
+          <w:b/>
+          <w:bCs/>
+          <w:sz w:val="20"/>
+          <w:szCs w:val="20"/>
+        </w:rPr>
+        <w:t xml:space="preserve">Key new facts vs. the prior write-up:</w:t>
+      </w:r>
+    </w:p>
+    <w:p>
+      <w:pPr>
+        <w:pStyle w:val="ListParagraph"/>
+        <w:numPr>
+          <w:ilvl w:val="0"/>
+          <w:numId w:val="1"/>
+        </w:numPr>
+        <w:spacing w:after="60"/>
+      </w:pPr>
+      <w:r>
+        <w:t xml:space="preserve">PAT growth decelerated hard: FY26 +19.4% -&gt; Q1 FY27 +3.76%.</w:t>
+      </w:r>
+    </w:p>
+    <w:p>
+      <w:pPr>
+        <w:pStyle w:val="ListParagraph"/>
+        <w:numPr>
+          <w:ilvl w:val="0"/>
+          <w:numId w:val="1"/>
+        </w:numPr>
+        <w:spacing w:after="60"/>
+      </w:pPr>
+      <w:r>
+        <w:t xml:space="preserve">Asset quality softened over FY26 (GNPA 0.46% -&gt; 1.1%, easing to 0.95% in Q1 FY27) - still low in absolute terms but the trend turned.</w:t>
+      </w:r>
+    </w:p>
+    <w:p>
+      <w:pPr>
+        <w:pStyle w:val="ListParagraph"/>
+        <w:numPr>
+          <w:ilvl w:val="0"/>
+          <w:numId w:val="1"/>
+        </w:numPr>
+        <w:spacing w:after="60"/>
+      </w:pPr>
+      <w:r>
+        <w:t xml:space="preserve">The growth engine (SME retail) is the weak segment; the book is tilting to lumpier wholesale (construction/real-estate) finance.</w:t>
+      </w:r>
+    </w:p>
+    <w:p>
+      <w:pPr>
+        <w:pStyle w:val="ListParagraph"/>
+        <w:numPr>
+          <w:ilvl w:val="0"/>
+          <w:numId w:val="1"/>
+        </w:numPr>
+        <w:spacing w:after="60"/>
+      </w:pPr>
+      <w:r>
+        <w:t xml:space="preserve">The stock is genuinely cheap - below book (P/B ~0.89x), P/E ~6.3x, CAR ~44% - which is the core of the case.</w:t>
+      </w:r>
+    </w:p>
+    <w:p>
+      <w:pPr>
+        <w:spacing w:after="120"/>
+      </w:pPr>
+      <w:r>
+        <w:rPr>
+          <w:b/>
+          <w:bCs/>
+          <w:sz w:val="20"/>
+          <w:szCs w:val="20"/>
+        </w:rPr>
+        <w:t xml:space="preserve">Open questions / what to watch:</w:t>
+      </w:r>
+    </w:p>
+    <w:p>
+      <w:pPr>
+        <w:pStyle w:val="ListParagraph"/>
+        <w:numPr>
+          <w:ilvl w:val="0"/>
+          <w:numId w:val="1"/>
+        </w:numPr>
+        <w:spacing w:after="60"/>
+      </w:pPr>
+      <w:r>
+        <w:t xml:space="preserve">Is the FY26 NPA rise a resolution-timing blip or the start of credit-cycle deterioration in the wholesale book?</w:t>
+      </w:r>
+    </w:p>
+    <w:p>
+      <w:pPr>
+        <w:pStyle w:val="ListParagraph"/>
+        <w:numPr>
+          <w:ilvl w:val="0"/>
+          <w:numId w:val="1"/>
+        </w:numPr>
+        <w:spacing w:after="60"/>
+      </w:pPr>
+      <w:r>
+        <w:t xml:space="preserve">Does SME-retail growth recover, or does the book keep tilting to lumpier construction finance?</w:t>
+      </w:r>
+    </w:p>
+    <w:p>
+      <w:pPr>
+        <w:pStyle w:val="ListParagraph"/>
+        <w:numPr>
+          <w:ilvl w:val="0"/>
+          <w:numId w:val="1"/>
+        </w:numPr>
+        <w:spacing w:after="60"/>
+      </w:pPr>
+      <w:r>
+        <w:t xml:space="preserve">Why did PAT growth drop to +3.8% - NIM compression, higher provisions, or opex?</w:t>
+      </w:r>
+    </w:p>
+    <w:p>
+      <w:pPr>
+        <w:pStyle w:val="ListParagraph"/>
+        <w:numPr>
+          <w:ilvl w:val="0"/>
+          <w:numId w:val="1"/>
+        </w:numPr>
+        <w:spacing w:after="60"/>
+      </w:pPr>
+      <w:r>
+        <w:t xml:space="preserve">With CAR ~44%, will management lever up (lifting ROE) or stay conservative?</w:t>
+      </w:r>
+    </w:p>
+    <w:p>
+      <w:pPr>
+        <w:spacing w:after="120" w:before="120"/>
+      </w:pPr>
+      <w:r>
+        <w:rPr>
+          <w:b/>
+          <w:bCs/>
+          <w:sz w:val="20"/>
+          <w:szCs w:val="20"/>
+        </w:rPr>
+        <w:t xml:space="preserve">Conviction impact: </w:t>
+      </w:r>
+      <w:r>
+        <w:rPr>
+          <w:sz w:val="20"/>
+          <w:szCs w:val="20"/>
+        </w:rPr>
+        <w:t xml:space="preserve">Low-Medium -&gt; Low-Medium. The stock is genuinely cheap (below book, ~6.3x P/E) with a still-healthy ~15% ROE and 15-21% AUM growth, which keeps the 10x label alive via the four_box valuation=yes exception. But PAT growth decelerated to +3.8% in Q1 FY27, asset quality softened over FY26, the SME-retail growth engine is weak, and there is no active community diligence - conviction stays Low-Medium, unconfirmed.</w:t>
       </w:r>
     </w:p>
     <w:p>
@@ -303,15 +781,22 @@
         <w:spacing w:after="120" w:before="280"/>
       </w:pPr>
       <w:r>
-        <w:t xml:space="preserve">ValuePickr Community Signal</w:t>
-      </w:r>
-    </w:p>
-    <w:p>
-      <w:pPr>
-        <w:spacing w:after="120"/>
-      </w:pPr>
-      <w:r>
-        <w:t xml:space="preserve">Read most recent 50 of 154 posts (single batch, no escalation). Thread has gone quiet for roughly two years -- the only 2026 post is a new reader asking whether the stock is still being tracked.</w:t>
+        <w:t xml:space="preserve">Guidance &amp; Expectation Gap</w:t>
+      </w:r>
+    </w:p>
+    <w:p>
+      <w:pPr>
+        <w:spacing w:after="120"/>
+      </w:pPr>
+      <w:r>
+        <w:rPr>
+          <w:i/>
+          <w:iCs/>
+          <w:color w:val="666666"/>
+          <w:sz w:val="18"/>
+          <w:szCs w:val="18"/>
+        </w:rPr>
+        <w:t xml:space="preserve">Management guidance decoded into commitments, graded on the expectation → action → operational → commercial → financial ladder, then compared to what the current price appears to assume. Method: playbook/guidance-and-expectation-gap.md.</w:t>
       </w:r>
     </w:p>
     <w:p>
@@ -325,14 +810,965 @@
           <w:sz w:val="20"/>
           <w:szCs w:val="20"/>
         </w:rPr>
-        <w:t xml:space="preserve">High-conviction call from a top contributor: </w:t>
-      </w:r>
-      <w:r>
-        <w:rPr>
-          <w:sz w:val="20"/>
-          <w:szCs w:val="20"/>
-        </w:rPr>
-        <w:t xml:space="preserve">No trusted-roster users posted in this thread. dhruv_dasani (Aug 2026) noted 'haven't been any discussions over this stock for a couple of years' and asked existing holders what has changed their conviction -- no response yet at time of read, meaning there is no fresh community signal (positive or negative) to draw on beyond the fundamentals.</w:t>
+        <w:t xml:space="preserve">Commitment ladder (most-proven first):</w:t>
+      </w:r>
+    </w:p>
+    <w:tbl>
+      <w:tblPr>
+        <w:tblW w:type="dxa" w:w="9000"/>
+        <w:tblBorders>
+          <w:top w:val="single" w:color="auto" w:sz="4"/>
+          <w:left w:val="single" w:color="auto" w:sz="4"/>
+          <w:bottom w:val="single" w:color="auto" w:sz="4"/>
+          <w:right w:val="single" w:color="auto" w:sz="4"/>
+          <w:insideH w:val="single" w:color="auto" w:sz="4"/>
+          <w:insideV w:val="single" w:color="auto" w:sz="4"/>
+        </w:tblBorders>
+      </w:tblPr>
+      <w:tblGrid>
+        <w:gridCol w:w="1100"/>
+        <w:gridCol w:w="2600"/>
+        <w:gridCol w:w="2400"/>
+        <w:gridCol w:w="900"/>
+        <w:gridCol w:w="1200"/>
+        <w:gridCol w:w="800"/>
+      </w:tblGrid>
+      <w:tr>
+        <w:trPr>
+          <w:tblHeader/>
+        </w:trPr>
+        <w:tc>
+          <w:tcPr>
+            <w:tcW w:type="dxa" w:w="1100"/>
+            <w:shd w:fill="F2F2F2" w:val="clear"/>
+          </w:tcPr>
+          <w:p>
+            <w:r>
+              <w:rPr>
+                <w:b/>
+                <w:bCs/>
+                <w:sz w:val="18"/>
+                <w:szCs w:val="18"/>
+              </w:rPr>
+              <w:t xml:space="preserve">Area</w:t>
+            </w:r>
+          </w:p>
+        </w:tc>
+        <w:tc>
+          <w:tcPr>
+            <w:tcW w:type="dxa" w:w="2600"/>
+            <w:shd w:fill="F2F2F2" w:val="clear"/>
+          </w:tcPr>
+          <w:p>
+            <w:r>
+              <w:rPr>
+                <w:b/>
+                <w:bCs/>
+                <w:sz w:val="18"/>
+                <w:szCs w:val="18"/>
+              </w:rPr>
+              <w:t xml:space="preserve">Commitment</w:t>
+            </w:r>
+          </w:p>
+        </w:tc>
+        <w:tc>
+          <w:tcPr>
+            <w:tcW w:type="dxa" w:w="2400"/>
+            <w:shd w:fill="F2F2F2" w:val="clear"/>
+          </w:tcPr>
+          <w:p>
+            <w:r>
+              <w:rPr>
+                <w:b/>
+                <w:bCs/>
+                <w:sz w:val="18"/>
+                <w:szCs w:val="18"/>
+              </w:rPr>
+              <w:t xml:space="preserve">Specifics</w:t>
+            </w:r>
+          </w:p>
+        </w:tc>
+        <w:tc>
+          <w:tcPr>
+            <w:tcW w:type="dxa" w:w="900"/>
+            <w:shd w:fill="F2F2F2" w:val="clear"/>
+          </w:tcPr>
+          <w:p>
+            <w:r>
+              <w:rPr>
+                <w:b/>
+                <w:bCs/>
+                <w:sz w:val="18"/>
+                <w:szCs w:val="18"/>
+              </w:rPr>
+              <w:t xml:space="preserve">By when</w:t>
+            </w:r>
+          </w:p>
+        </w:tc>
+        <w:tc>
+          <w:tcPr>
+            <w:tcW w:type="dxa" w:w="1200"/>
+            <w:shd w:fill="F2F2F2" w:val="clear"/>
+          </w:tcPr>
+          <w:p>
+            <w:r>
+              <w:rPr>
+                <w:b/>
+                <w:bCs/>
+                <w:sz w:val="18"/>
+                <w:szCs w:val="18"/>
+              </w:rPr>
+              <w:t xml:space="preserve">Stage</w:t>
+            </w:r>
+          </w:p>
+        </w:tc>
+        <w:tc>
+          <w:tcPr>
+            <w:tcW w:type="dxa" w:w="800"/>
+            <w:shd w:fill="F2F2F2" w:val="clear"/>
+          </w:tcPr>
+          <w:p>
+            <w:r>
+              <w:rPr>
+                <w:b/>
+                <w:bCs/>
+                <w:sz w:val="18"/>
+                <w:szCs w:val="18"/>
+              </w:rPr>
+              <w:t xml:space="preserve">Thesis-critical</w:t>
+            </w:r>
+          </w:p>
+        </w:tc>
+      </w:tr>
+      <w:tr>
+        <w:tc>
+          <w:tcPr>
+            <w:tcW w:type="dxa" w:w="1100"/>
+          </w:tcPr>
+          <w:p>
+            <w:r>
+              <w:rPr>
+                <w:b w:val="false"/>
+                <w:bCs w:val="false"/>
+                <w:sz w:val="18"/>
+                <w:szCs w:val="18"/>
+              </w:rPr>
+              <w:t xml:space="preserve">growth</w:t>
+            </w:r>
+          </w:p>
+        </w:tc>
+        <w:tc>
+          <w:tcPr>
+            <w:tcW w:type="dxa" w:w="2600"/>
+          </w:tcPr>
+          <w:p>
+            <w:r>
+              <w:rPr>
+                <w:b w:val="false"/>
+                <w:bCs w:val="false"/>
+                <w:sz w:val="18"/>
+                <w:szCs w:val="18"/>
+              </w:rPr>
+              <w:t xml:space="preserve">Grow AUM ~15-20% while rebuilding SME-retail share</w:t>
+            </w:r>
+          </w:p>
+        </w:tc>
+        <w:tc>
+          <w:tcPr>
+            <w:tcW w:type="dxa" w:w="2400"/>
+          </w:tcPr>
+          <w:p>
+            <w:r>
+              <w:rPr>
+                <w:b w:val="false"/>
+                <w:bCs w:val="false"/>
+                <w:sz w:val="18"/>
+                <w:szCs w:val="18"/>
+              </w:rPr>
+              <w:t xml:space="preserve">AUM Rs 1,510 Cr Q1 FY27 (+15%); mix 70:30 wholesale:SME</w:t>
+            </w:r>
+          </w:p>
+        </w:tc>
+        <w:tc>
+          <w:tcPr>
+            <w:tcW w:type="dxa" w:w="900"/>
+          </w:tcPr>
+          <w:p>
+            <w:r>
+              <w:rPr>
+                <w:b w:val="false"/>
+                <w:bCs w:val="false"/>
+                <w:sz w:val="18"/>
+                <w:szCs w:val="18"/>
+              </w:rPr>
+              <w:t xml:space="preserve">FY27</w:t>
+            </w:r>
+          </w:p>
+        </w:tc>
+        <w:tc>
+          <w:tcPr>
+            <w:tcW w:type="dxa" w:w="1200"/>
+          </w:tcPr>
+          <w:p>
+            <w:r>
+              <w:rPr>
+                <w:b w:val="false"/>
+                <w:bCs w:val="false"/>
+                <w:sz w:val="18"/>
+                <w:szCs w:val="18"/>
+              </w:rPr>
+              <w:t xml:space="preserve">operational</w:t>
+            </w:r>
+          </w:p>
+        </w:tc>
+        <w:tc>
+          <w:tcPr>
+            <w:tcW w:type="dxa" w:w="800"/>
+          </w:tcPr>
+          <w:p>
+            <w:r>
+              <w:rPr>
+                <w:b w:val="false"/>
+                <w:bCs w:val="false"/>
+                <w:sz w:val="18"/>
+                <w:szCs w:val="18"/>
+              </w:rPr>
+              <w:t xml:space="preserve">yes</w:t>
+            </w:r>
+          </w:p>
+        </w:tc>
+      </w:tr>
+      <w:tr>
+        <w:tc>
+          <w:tcPr>
+            <w:tcW w:type="dxa" w:w="1100"/>
+          </w:tcPr>
+          <w:p>
+            <w:r>
+              <w:rPr>
+                <w:b w:val="false"/>
+                <w:bCs w:val="false"/>
+                <w:sz w:val="18"/>
+                <w:szCs w:val="18"/>
+              </w:rPr>
+              <w:t xml:space="preserve">balance_sheet</w:t>
+            </w:r>
+          </w:p>
+        </w:tc>
+        <w:tc>
+          <w:tcPr>
+            <w:tcW w:type="dxa" w:w="2600"/>
+          </w:tcPr>
+          <w:p>
+            <w:r>
+              <w:rPr>
+                <w:b w:val="false"/>
+                <w:bCs w:val="false"/>
+                <w:sz w:val="18"/>
+                <w:szCs w:val="18"/>
+              </w:rPr>
+              <w:t xml:space="preserve">Hold asset quality; contain GNPA around/below ~1%</w:t>
+            </w:r>
+          </w:p>
+        </w:tc>
+        <w:tc>
+          <w:tcPr>
+            <w:tcW w:type="dxa" w:w="2400"/>
+          </w:tcPr>
+          <w:p>
+            <w:r>
+              <w:rPr>
+                <w:b w:val="false"/>
+                <w:bCs w:val="false"/>
+                <w:sz w:val="18"/>
+                <w:szCs w:val="18"/>
+              </w:rPr>
+              <w:t xml:space="preserve">GNPA 0.95% Q1 FY27 (1.1% Q4 FY26, 0.46% a year earlier); PCR ~123%</w:t>
+            </w:r>
+          </w:p>
+        </w:tc>
+        <w:tc>
+          <w:tcPr>
+            <w:tcW w:type="dxa" w:w="900"/>
+          </w:tcPr>
+          <w:p>
+            <w:r>
+              <w:rPr>
+                <w:b w:val="false"/>
+                <w:bCs w:val="false"/>
+                <w:sz w:val="18"/>
+                <w:szCs w:val="18"/>
+              </w:rPr>
+              <w:t xml:space="preserve">FY27</w:t>
+            </w:r>
+          </w:p>
+        </w:tc>
+        <w:tc>
+          <w:tcPr>
+            <w:tcW w:type="dxa" w:w="1200"/>
+          </w:tcPr>
+          <w:p>
+            <w:r>
+              <w:rPr>
+                <w:b w:val="false"/>
+                <w:bCs w:val="false"/>
+                <w:sz w:val="18"/>
+                <w:szCs w:val="18"/>
+              </w:rPr>
+              <w:t xml:space="preserve">operational</w:t>
+            </w:r>
+          </w:p>
+        </w:tc>
+        <w:tc>
+          <w:tcPr>
+            <w:tcW w:type="dxa" w:w="800"/>
+          </w:tcPr>
+          <w:p>
+            <w:r>
+              <w:rPr>
+                <w:b w:val="false"/>
+                <w:bCs w:val="false"/>
+                <w:sz w:val="18"/>
+                <w:szCs w:val="18"/>
+              </w:rPr>
+              <w:t xml:space="preserve">yes</w:t>
+            </w:r>
+          </w:p>
+        </w:tc>
+      </w:tr>
+      <w:tr>
+        <w:tc>
+          <w:tcPr>
+            <w:tcW w:type="dxa" w:w="1100"/>
+          </w:tcPr>
+          <w:p>
+            <w:r>
+              <w:rPr>
+                <w:b w:val="false"/>
+                <w:bCs w:val="false"/>
+                <w:sz w:val="18"/>
+                <w:szCs w:val="18"/>
+              </w:rPr>
+              <w:t xml:space="preserve">strategy</w:t>
+            </w:r>
+          </w:p>
+        </w:tc>
+        <w:tc>
+          <w:tcPr>
+            <w:tcW w:type="dxa" w:w="2600"/>
+          </w:tcPr>
+          <w:p>
+            <w:r>
+              <w:rPr>
+                <w:b w:val="false"/>
+                <w:bCs w:val="false"/>
+                <w:sz w:val="18"/>
+                <w:szCs w:val="18"/>
+              </w:rPr>
+              <w:t xml:space="preserve">Deploy the large capital surplus (CAR ~44%)</w:t>
+            </w:r>
+          </w:p>
+        </w:tc>
+        <w:tc>
+          <w:tcPr>
+            <w:tcW w:type="dxa" w:w="2400"/>
+          </w:tcPr>
+          <w:p>
+            <w:r>
+              <w:rPr>
+                <w:b w:val="false"/>
+                <w:bCs w:val="false"/>
+                <w:sz w:val="18"/>
+                <w:szCs w:val="18"/>
+              </w:rPr>
+              <w:t xml:space="preserve">D/E ~1.06; liquidity surplus ~Rs 175 Cr</w:t>
+            </w:r>
+          </w:p>
+        </w:tc>
+        <w:tc>
+          <w:tcPr>
+            <w:tcW w:type="dxa" w:w="900"/>
+          </w:tcPr>
+          <w:p>
+            <w:r>
+              <w:rPr>
+                <w:b w:val="false"/>
+                <w:bCs w:val="false"/>
+                <w:sz w:val="18"/>
+                <w:szCs w:val="18"/>
+              </w:rPr>
+              <w:t xml:space="preserve">FY28</w:t>
+            </w:r>
+          </w:p>
+        </w:tc>
+        <w:tc>
+          <w:tcPr>
+            <w:tcW w:type="dxa" w:w="1200"/>
+          </w:tcPr>
+          <w:p>
+            <w:r>
+              <w:rPr>
+                <w:b w:val="false"/>
+                <w:bCs w:val="false"/>
+                <w:sz w:val="18"/>
+                <w:szCs w:val="18"/>
+              </w:rPr>
+              <w:t xml:space="preserve">expectation</w:t>
+            </w:r>
+          </w:p>
+        </w:tc>
+        <w:tc>
+          <w:tcPr>
+            <w:tcW w:type="dxa" w:w="800"/>
+          </w:tcPr>
+          <w:p>
+            <w:r>
+              <w:rPr>
+                <w:b w:val="false"/>
+                <w:bCs w:val="false"/>
+                <w:sz w:val="18"/>
+                <w:szCs w:val="18"/>
+              </w:rPr>
+              <w:t xml:space="preserve"/>
+            </w:r>
+          </w:p>
+        </w:tc>
+      </w:tr>
+    </w:tbl>
+    <w:p>
+      <w:pPr>
+        <w:spacing w:after="60" w:before="120"/>
+      </w:pPr>
+      <w:r>
+        <w:rPr>
+          <w:b/>
+          <w:bCs/>
+          <w:sz w:val="20"/>
+          <w:szCs w:val="20"/>
+        </w:rPr>
+        <w:t xml:space="preserve">Earnings chain: </w:t>
+      </w:r>
+      <w:r>
+        <w:rPr>
+          <w:b w:val="false"/>
+          <w:bCs w:val="false"/>
+          <w:sz w:val="20"/>
+          <w:szCs w:val="20"/>
+        </w:rPr>
+        <w:t xml:space="preserve">SME + wholesale loan demand</w:t>
+      </w:r>
+      <w:r>
+        <w:rPr>
+          <w:color w:val="666666"/>
+          <w:sz w:val="20"/>
+          <w:szCs w:val="20"/>
+        </w:rPr>
+        <w:t xml:space="preserve"> → </w:t>
+      </w:r>
+      <w:r>
+        <w:rPr>
+          <w:b w:val="false"/>
+          <w:bCs w:val="false"/>
+          <w:sz w:val="20"/>
+          <w:szCs w:val="20"/>
+        </w:rPr>
+        <w:t xml:space="preserve">AUM growth 15-20%</w:t>
+      </w:r>
+      <w:r>
+        <w:rPr>
+          <w:color w:val="666666"/>
+          <w:sz w:val="20"/>
+          <w:szCs w:val="20"/>
+        </w:rPr>
+        <w:t xml:space="preserve"> → </w:t>
+      </w:r>
+      <w:r>
+        <w:rPr>
+          <w:b w:val="false"/>
+          <w:bCs w:val="false"/>
+          <w:sz w:val="20"/>
+          <w:szCs w:val="20"/>
+        </w:rPr>
+        <w:t xml:space="preserve">NIM x AUM = net interest income</w:t>
+      </w:r>
+      <w:r>
+        <w:rPr>
+          <w:color w:val="666666"/>
+          <w:sz w:val="20"/>
+          <w:szCs w:val="20"/>
+        </w:rPr>
+        <w:t xml:space="preserve"> → </w:t>
+      </w:r>
+      <w:r>
+        <w:rPr>
+          <w:b w:val="false"/>
+          <w:bCs w:val="false"/>
+          <w:sz w:val="20"/>
+          <w:szCs w:val="20"/>
+        </w:rPr>
+        <w:t xml:space="preserve">credit costs contained</w:t>
+      </w:r>
+      <w:r>
+        <w:rPr>
+          <w:color w:val="666666"/>
+          <w:sz w:val="20"/>
+          <w:szCs w:val="20"/>
+        </w:rPr>
+        <w:t xml:space="preserve"> → </w:t>
+      </w:r>
+      <w:r>
+        <w:rPr>
+          <w:b w:val="false"/>
+          <w:bCs w:val="false"/>
+          <w:sz w:val="20"/>
+          <w:szCs w:val="20"/>
+        </w:rPr>
+        <w:t xml:space="preserve">operating leverage on ~43 branches</w:t>
+      </w:r>
+      <w:r>
+        <w:rPr>
+          <w:color w:val="666666"/>
+          <w:sz w:val="20"/>
+          <w:szCs w:val="20"/>
+        </w:rPr>
+        <w:t xml:space="preserve"> → </w:t>
+      </w:r>
+      <w:r>
+        <w:rPr>
+          <w:b w:val="false"/>
+          <w:bCs w:val="false"/>
+          <w:sz w:val="20"/>
+          <w:szCs w:val="20"/>
+        </w:rPr>
+        <w:t xml:space="preserve">PAT growth</w:t>
+      </w:r>
+      <w:r>
+        <w:rPr>
+          <w:color w:val="666666"/>
+          <w:sz w:val="20"/>
+          <w:szCs w:val="20"/>
+        </w:rPr>
+        <w:t xml:space="preserve"> → </w:t>
+      </w:r>
+      <w:r>
+        <w:rPr>
+          <w:b w:val="false"/>
+          <w:bCs w:val="false"/>
+          <w:sz w:val="20"/>
+          <w:szCs w:val="20"/>
+        </w:rPr>
+        <w:t xml:space="preserve">re-rating from below book</w:t>
+      </w:r>
+    </w:p>
+    <w:p>
+      <w:pPr>
+        <w:spacing w:after="120"/>
+      </w:pPr>
+      <w:r>
+        <w:rPr>
+          <w:color w:val="666666"/>
+          <w:sz w:val="18"/>
+          <w:szCs w:val="18"/>
+        </w:rPr>
+        <w:t xml:space="preserve">Bottleneck link: SME + wholesale loan demand (SME retail weak; growth decelerating).</w:t>
+      </w:r>
+    </w:p>
+    <w:p>
+      <w:pPr>
+        <w:spacing w:after="120"/>
+      </w:pPr>
+      <w:r>
+        <w:rPr>
+          <w:color w:val="666666"/>
+          <w:sz w:val="18"/>
+          <w:szCs w:val="18"/>
+        </w:rPr>
+        <w:t xml:space="preserve">Operating leverage: unclear - AUM +15% in Q1 FY27 but PAT only +3.8%, so leverage is not currently flowing through</w:t>
+      </w:r>
+    </w:p>
+    <w:p>
+      <w:pPr>
+        <w:spacing w:after="120"/>
+      </w:pPr>
+      <w:r>
+        <w:rPr>
+          <w:color w:val="666666"/>
+          <w:sz w:val="18"/>
+          <w:szCs w:val="18"/>
+        </w:rPr>
+        <w:t xml:space="preserve">Evidenced: SME + wholesale loan demand; AUM growth 15-20%; credit costs contained. Still assumed: NIM x AUM = net interest income; operating leverage on ~43 branches; PAT growth; re-rating from below book.</w:t>
+      </w:r>
+    </w:p>
+    <w:p>
+      <w:pPr>
+        <w:spacing w:after="120"/>
+      </w:pPr>
+      <w:r>
+        <w:rPr>
+          <w:b/>
+          <w:bCs/>
+          <w:sz w:val="20"/>
+          <w:szCs w:val="20"/>
+        </w:rPr>
+        <w:t xml:space="preserve">Market expectation vs. our path:</w:t>
+      </w:r>
+    </w:p>
+    <w:tbl>
+      <w:tblPr>
+        <w:tblW w:type="dxa" w:w="9000"/>
+        <w:tblBorders>
+          <w:top w:val="single" w:color="auto" w:sz="4"/>
+          <w:left w:val="single" w:color="auto" w:sz="4"/>
+          <w:bottom w:val="single" w:color="auto" w:sz="4"/>
+          <w:right w:val="single" w:color="auto" w:sz="4"/>
+          <w:insideH w:val="single" w:color="auto" w:sz="4"/>
+          <w:insideV w:val="single" w:color="auto" w:sz="4"/>
+        </w:tblBorders>
+      </w:tblPr>
+      <w:tblGrid>
+        <w:gridCol w:w="3200"/>
+        <w:gridCol w:w="5800"/>
+      </w:tblGrid>
+      <w:tr>
+        <w:tc>
+          <w:tcPr>
+            <w:tcW w:type="dxa" w:w="3200"/>
+            <w:shd w:fill="F2F2F2" w:val="clear"/>
+          </w:tcPr>
+          <w:p>
+            <w:r>
+              <w:rPr>
+                <w:b/>
+                <w:bCs/>
+              </w:rPr>
+              <w:t xml:space="preserve">As of</w:t>
+            </w:r>
+          </w:p>
+        </w:tc>
+        <w:tc>
+          <w:tcPr>
+            <w:tcW w:type="dxa" w:w="5800"/>
+          </w:tcPr>
+          <w:p>
+            <w:r>
+              <w:t xml:space="preserve">2026-09-08</w:t>
+            </w:r>
+          </w:p>
+        </w:tc>
+      </w:tr>
+      <w:tr>
+        <w:tc>
+          <w:tcPr>
+            <w:tcW w:type="dxa" w:w="3200"/>
+            <w:shd w:fill="F2F2F2" w:val="clear"/>
+          </w:tcPr>
+          <w:p>
+            <w:r>
+              <w:rPr>
+                <w:b/>
+                <w:bCs/>
+              </w:rPr>
+              <w:t xml:space="preserve">Price / multiple</w:t>
+            </w:r>
+          </w:p>
+        </w:tc>
+        <w:tc>
+          <w:tcPr>
+            <w:tcW w:type="dxa" w:w="5800"/>
+          </w:tcPr>
+          <w:p>
+            <w:r>
+              <w:t xml:space="preserve">Rs 242 · 6.33x P/E</w:t>
+            </w:r>
+          </w:p>
+        </w:tc>
+      </w:tr>
+      <w:tr>
+        <w:tc>
+          <w:tcPr>
+            <w:tcW w:type="dxa" w:w="3200"/>
+            <w:shd w:fill="F2F2F2" w:val="clear"/>
+          </w:tcPr>
+          <w:p>
+            <w:r>
+              <w:rPr>
+                <w:b/>
+                <w:bCs/>
+              </w:rPr>
+              <w:t xml:space="preserve">Right valuation lens</w:t>
+            </w:r>
+          </w:p>
+        </w:tc>
+        <w:tc>
+          <w:tcPr>
+            <w:tcW w:type="dxa" w:w="5800"/>
+          </w:tcPr>
+          <w:p>
+            <w:r>
+              <w:t xml:space="preserve">P/B</w:t>
+            </w:r>
+          </w:p>
+        </w:tc>
+      </w:tr>
+      <w:tr>
+        <w:tc>
+          <w:tcPr>
+            <w:tcW w:type="dxa" w:w="3200"/>
+            <w:shd w:fill="F2F2F2" w:val="clear"/>
+          </w:tcPr>
+          <w:p>
+            <w:r>
+              <w:rPr>
+                <w:b/>
+                <w:bCs/>
+              </w:rPr>
+              <w:t xml:space="preserve">Price implies</w:t>
+            </w:r>
+          </w:p>
+        </w:tc>
+        <w:tc>
+          <w:tcPr>
+            <w:tcW w:type="dxa" w:w="5800"/>
+          </w:tcPr>
+          <w:p>
+            <w:r>
+              <w:t xml:space="preserve">at P/B ~0.89x with ~15% ROE the market implies almost no growth or a credit-quality concern; a re-rating to a fair ~1.8-2.5x book for a 15% ROE NBFC plus mid-teens book compounding is the case - a plausible 2-4x over 2-3 years, not a 10x</w:t>
+            </w:r>
+          </w:p>
+        </w:tc>
+      </w:tr>
+      <w:tr>
+        <w:tc>
+          <w:tcPr>
+            <w:tcW w:type="dxa" w:w="3200"/>
+            <w:shd w:fill="F2F2F2" w:val="clear"/>
+          </w:tcPr>
+          <w:p>
+            <w:r>
+              <w:rPr>
+                <w:b/>
+                <w:bCs/>
+              </w:rPr>
+              <w:t xml:space="preserve">Our FY27</w:t>
+            </w:r>
+          </w:p>
+        </w:tc>
+        <w:tc>
+          <w:tcPr>
+            <w:tcW w:type="dxa" w:w="5800"/>
+          </w:tcPr>
+          <w:p>
+            <w:r>
+              <w:t xml:space="preserve">AUM Rs 1,700-1,850 Cr (+15-20%), PAT Rs 95-110 Cr (+10-25%; Q1's +3.8% is a soft start), ROE ~14-15%</w:t>
+            </w:r>
+          </w:p>
+        </w:tc>
+      </w:tr>
+      <w:tr>
+        <w:tc>
+          <w:tcPr>
+            <w:tcW w:type="dxa" w:w="3200"/>
+            <w:shd w:fill="F2F2F2" w:val="clear"/>
+          </w:tcPr>
+          <w:p>
+            <w:r>
+              <w:rPr>
+                <w:b/>
+                <w:bCs/>
+              </w:rPr>
+              <w:t xml:space="preserve">Our FY28</w:t>
+            </w:r>
+          </w:p>
+        </w:tc>
+        <w:tc>
+          <w:tcPr>
+            <w:tcW w:type="dxa" w:w="5800"/>
+          </w:tcPr>
+          <w:p>
+            <w:r>
+              <w:t xml:space="preserve">AUM ~Rs 2,000-2,200 Cr, PAT Rs 115-135 Cr if SME retail recovers and credit costs stay contained; book value toward Rs 330-360</w:t>
+            </w:r>
+          </w:p>
+        </w:tc>
+      </w:tr>
+      <w:tr>
+        <w:tc>
+          <w:tcPr>
+            <w:tcW w:type="dxa" w:w="3200"/>
+            <w:shd w:fill="F2F2F2" w:val="clear"/>
+          </w:tcPr>
+          <w:p>
+            <w:r>
+              <w:rPr>
+                <w:b/>
+                <w:bCs/>
+              </w:rPr>
+              <w:t xml:space="preserve">Gap direction</w:t>
+            </w:r>
+          </w:p>
+        </w:tc>
+        <w:tc>
+          <w:tcPr>
+            <w:tcW w:type="dxa" w:w="5800"/>
+          </w:tcPr>
+          <w:p>
+            <w:r>
+              <w:t xml:space="preserve">underestimated</w:t>
+            </w:r>
+          </w:p>
+        </w:tc>
+      </w:tr>
+      <w:tr>
+        <w:tc>
+          <w:tcPr>
+            <w:tcW w:type="dxa" w:w="3200"/>
+            <w:shd w:fill="F2F2F2" w:val="clear"/>
+          </w:tcPr>
+          <w:p>
+            <w:r>
+              <w:rPr>
+                <w:b/>
+                <w:bCs/>
+              </w:rPr>
+              <w:t xml:space="preserve">Gap type</w:t>
+            </w:r>
+          </w:p>
+        </w:tc>
+        <w:tc>
+          <w:tcPr>
+            <w:tcW w:type="dxa" w:w="5800"/>
+          </w:tcPr>
+          <w:p>
+            <w:r>
+              <w:t xml:space="preserve">duration</w:t>
+            </w:r>
+          </w:p>
+        </w:tc>
+      </w:tr>
+      <w:tr>
+        <w:tc>
+          <w:tcPr>
+            <w:tcW w:type="dxa" w:w="3200"/>
+            <w:shd w:fill="F2F2F2" w:val="clear"/>
+          </w:tcPr>
+          <w:p>
+            <w:r>
+              <w:rPr>
+                <w:b/>
+                <w:bCs/>
+              </w:rPr>
+              <w:t xml:space="preserve">Gap magnitude</w:t>
+            </w:r>
+          </w:p>
+        </w:tc>
+        <w:tc>
+          <w:tcPr>
+            <w:tcW w:type="dxa" w:w="5800"/>
+          </w:tcPr>
+          <w:p>
+            <w:r>
+              <w:t xml:space="preserve">not estimable</w:t>
+            </w:r>
+          </w:p>
+        </w:tc>
+      </w:tr>
+      <w:tr>
+        <w:tc>
+          <w:tcPr>
+            <w:tcW w:type="dxa" w:w="3200"/>
+            <w:shd w:fill="F2F2F2" w:val="clear"/>
+          </w:tcPr>
+          <w:p>
+            <w:r>
+              <w:rPr>
+                <w:b/>
+                <w:bCs/>
+              </w:rPr>
+              <w:t xml:space="preserve">Gap basis</w:t>
+            </w:r>
+          </w:p>
+        </w:tc>
+        <w:tc>
+          <w:tcPr>
+            <w:tcW w:type="dxa" w:w="5800"/>
+          </w:tcPr>
+          <w:p>
+            <w:r>
+              <w:t xml:space="preserve">the market prices CSL below book as if growth has stalled and credit is deteriorating; our path is mid-teens book compounding at a stable ~15% ROE, which a below-book multiple under-rates - though the re-rating math supports ~2-4x, not the 10x label</w:t>
+            </w:r>
+          </w:p>
+        </w:tc>
+      </w:tr>
+      <w:tr>
+        <w:tc>
+          <w:tcPr>
+            <w:tcW w:type="dxa" w:w="3200"/>
+            <w:shd w:fill="F2F2F2" w:val="clear"/>
+          </w:tcPr>
+          <w:p>
+            <w:r>
+              <w:rPr>
+                <w:b/>
+                <w:bCs/>
+              </w:rPr>
+              <w:t xml:space="preserve">Evidence quality</w:t>
+            </w:r>
+          </w:p>
+        </w:tc>
+        <w:tc>
+          <w:tcPr>
+            <w:tcW w:type="dxa" w:w="5800"/>
+          </w:tcPr>
+          <w:p>
+            <w:r>
+              <w:t xml:space="preserve">monitor</w:t>
+            </w:r>
+          </w:p>
+        </w:tc>
+      </w:tr>
+    </w:tbl>
+    <w:p>
+      <w:pPr>
+        <w:spacing w:after="120"/>
+      </w:pPr>
+      <w:r>
+        <w:rPr>
+          <w:i/>
+          <w:iCs/>
+          <w:color w:val="666666"/>
+          <w:sz w:val="16"/>
+          <w:szCs w:val="16"/>
+        </w:rPr>
+        <w:t xml:space="preserve">no broker consensus; implied path is a reverse-P/E estimate + screener.in forward figures + VP thread view</w:t>
+      </w:r>
+    </w:p>
+    <w:p>
+      <w:pPr>
+        <w:spacing w:after="120" w:before="120"/>
+      </w:pPr>
+      <w:r>
+        <w:rPr>
+          <w:b/>
+          <w:bCs/>
+          <w:sz w:val="20"/>
+          <w:szCs w:val="20"/>
+        </w:rPr>
+        <w:t xml:space="preserve">Catalyst: </w:t>
+      </w:r>
+      <w:r>
+        <w:rPr>
+          <w:sz w:val="20"/>
+          <w:szCs w:val="20"/>
+        </w:rPr>
+        <w:t xml:space="preserve">2-3 quarters of PAT growth re-accelerating above ~15% with GNPA held around/below ~1% and SME-retail share stabilising</w:t>
+      </w:r>
+      <w:r>
+        <w:rPr>
+          <w:color w:val="666666"/>
+          <w:sz w:val="18"/>
+          <w:szCs w:val="18"/>
+        </w:rPr>
+        <w:t xml:space="preserve"> (window ~12M from 2026-09-08; undated; evidence low; pending)</w:t>
       </w:r>
     </w:p>
     <w:p>
@@ -341,15 +1777,728 @@
         <w:spacing w:after="120" w:before="280"/>
       </w:pPr>
       <w:r>
-        <w:t xml:space="preserve">BSE Corporate Actions / Other Red Flags</w:t>
-      </w:r>
-    </w:p>
-    <w:p>
-      <w:pPr>
-        <w:spacing w:after="120"/>
-      </w:pPr>
-      <w:r>
-        <w:t xml:space="preserve">Not checked.</w:t>
+        <w:t xml:space="preserve">Ishmohit-Lens Checks (value chain · earnings quality · growth trajectory · management · quality metrics · track record · global-signal check)</w:t>
+      </w:r>
+    </w:p>
+    <w:p>
+      <w:pPr>
+        <w:spacing w:after="120"/>
+      </w:pPr>
+      <w:r>
+        <w:rPr>
+          <w:i/>
+          <w:iCs/>
+          <w:color w:val="666666"/>
+          <w:sz w:val="18"/>
+          <w:szCs w:val="18"/>
+        </w:rPr>
+        <w:t xml:space="preserve">Extra checks drawn from @ishmohit1 / SOIC methodology (playbook/ishmohit-soic-style.md): where the company sits in its value chain and what the supply side is doing, whether a margin/PAT inflection is structural or a cyclical peak, the rate-of-change of growth vs. what the multiple demands, and management quality as a positive attribute.</w:t>
+      </w:r>
+    </w:p>
+    <w:p>
+      <w:pPr>
+        <w:spacing w:after="120"/>
+      </w:pPr>
+      <w:r>
+        <w:rPr>
+          <w:b/>
+          <w:bCs/>
+          <w:sz w:val="20"/>
+          <w:szCs w:val="20"/>
+        </w:rPr>
+        <w:t xml:space="preserve">Value chain &amp; supply side:</w:t>
+      </w:r>
+    </w:p>
+    <w:tbl>
+      <w:tblPr>
+        <w:tblW w:type="dxa" w:w="9000"/>
+        <w:tblBorders>
+          <w:top w:val="single" w:color="auto" w:sz="4"/>
+          <w:left w:val="single" w:color="auto" w:sz="4"/>
+          <w:bottom w:val="single" w:color="auto" w:sz="4"/>
+          <w:right w:val="single" w:color="auto" w:sz="4"/>
+          <w:insideH w:val="single" w:color="auto" w:sz="4"/>
+          <w:insideV w:val="single" w:color="auto" w:sz="4"/>
+        </w:tblBorders>
+      </w:tblPr>
+      <w:tblGrid>
+        <w:gridCol w:w="3200"/>
+        <w:gridCol w:w="5800"/>
+      </w:tblGrid>
+      <w:tr>
+        <w:tc>
+          <w:tcPr>
+            <w:tcW w:type="dxa" w:w="3200"/>
+            <w:shd w:fill="F2F2F2" w:val="clear"/>
+          </w:tcPr>
+          <w:p>
+            <w:r>
+              <w:rPr>
+                <w:b/>
+                <w:bCs/>
+              </w:rPr>
+              <w:t xml:space="preserve">Theme</w:t>
+            </w:r>
+          </w:p>
+        </w:tc>
+        <w:tc>
+          <w:tcPr>
+            <w:tcW w:type="dxa" w:w="5800"/>
+          </w:tcPr>
+          <w:p>
+            <w:r>
+              <w:t xml:space="preserve">secured SME + wholesale (construction/real-estate) NBFC lending</w:t>
+            </w:r>
+          </w:p>
+        </w:tc>
+      </w:tr>
+      <w:tr>
+        <w:tc>
+          <w:tcPr>
+            <w:tcW w:type="dxa" w:w="3200"/>
+            <w:shd w:fill="F2F2F2" w:val="clear"/>
+          </w:tcPr>
+          <w:p>
+            <w:r>
+              <w:rPr>
+                <w:b/>
+                <w:bCs/>
+              </w:rPr>
+              <w:t xml:space="preserve">This company's position</w:t>
+            </w:r>
+          </w:p>
+        </w:tc>
+        <w:tc>
+          <w:tcPr>
+            <w:tcW w:type="dxa" w:w="5800"/>
+          </w:tcPr>
+          <w:p>
+            <w:r>
+              <w:t xml:space="preserve">small, well-capitalised regional NBFC (7 states, ~43 branches); wholesale-tilted book</w:t>
+            </w:r>
+          </w:p>
+        </w:tc>
+      </w:tr>
+      <w:tr>
+        <w:tc>
+          <w:tcPr>
+            <w:tcW w:type="dxa" w:w="3200"/>
+            <w:shd w:fill="F2F2F2" w:val="clear"/>
+          </w:tcPr>
+          <w:p>
+            <w:r>
+              <w:rPr>
+                <w:b/>
+                <w:bCs/>
+              </w:rPr>
+              <w:t xml:space="preserve">Bottleneck node (pricing power)</w:t>
+            </w:r>
+          </w:p>
+        </w:tc>
+        <w:tc>
+          <w:tcPr>
+            <w:tcW w:type="dxa" w:w="5800"/>
+          </w:tcPr>
+          <w:p>
+            <w:r>
+              <w:t xml:space="preserve">underwriting quality in a competitive SME market + wholesale-exposure concentration</w:t>
+            </w:r>
+          </w:p>
+        </w:tc>
+      </w:tr>
+      <w:tr>
+        <w:tc>
+          <w:tcPr>
+            <w:tcW w:type="dxa" w:w="3200"/>
+            <w:shd w:fill="F2F2F2" w:val="clear"/>
+          </w:tcPr>
+          <w:p>
+            <w:r>
+              <w:rPr>
+                <w:b/>
+                <w:bCs/>
+              </w:rPr>
+              <w:t xml:space="preserve">Supply-side status</w:t>
+            </w:r>
+          </w:p>
+        </w:tc>
+        <w:tc>
+          <w:tcPr>
+            <w:tcW w:type="dxa" w:w="5800"/>
+          </w:tcPr>
+          <w:p>
+            <w:r>
+              <w:t xml:space="preserve">adding</w:t>
+            </w:r>
+          </w:p>
+        </w:tc>
+      </w:tr>
+      <w:tr>
+        <w:tc>
+          <w:tcPr>
+            <w:tcW w:type="dxa" w:w="3200"/>
+            <w:shd w:fill="F2F2F2" w:val="clear"/>
+          </w:tcPr>
+          <w:p>
+            <w:r>
+              <w:rPr>
+                <w:b/>
+                <w:bCs/>
+              </w:rPr>
+              <w:t xml:space="preserve">Adjacent-node peers</w:t>
+            </w:r>
+          </w:p>
+        </w:tc>
+        <w:tc>
+          <w:tcPr>
+            <w:tcW w:type="dxa" w:w="5800"/>
+          </w:tcPr>
+          <w:p>
+            <w:r>
+              <w:t xml:space="preserve">Ugro Capital, SBFC Finance, MAS Financial Services, Arman Financial Services</w:t>
+            </w:r>
+          </w:p>
+        </w:tc>
+      </w:tr>
+    </w:tbl>
+    <w:p>
+      <w:pPr>
+        <w:spacing w:after="120"/>
+      </w:pPr>
+      <w:r>
+        <w:rPr>
+          <w:color w:val="666666"/>
+          <w:sz w:val="18"/>
+          <w:szCs w:val="18"/>
+        </w:rPr>
+        <w:t xml:space="preserve">SME lending supply is abundant and competitive (banks, NBFCs, fintechs), which is exactly why CSL's SME-retail growth stalled and the book tilted to lumpier wholesale finance; no structural moat - the edge is conservative capital plus a cheap (below-book) starting valuation.</w:t>
+      </w:r>
+    </w:p>
+    <w:p>
+      <w:pPr>
+        <w:spacing w:after="60" w:before="120"/>
+      </w:pPr>
+      <w:r>
+        <w:rPr>
+          <w:b/>
+          <w:bCs/>
+          <w:sz w:val="20"/>
+          <w:szCs w:val="20"/>
+        </w:rPr>
+        <w:t xml:space="preserve">Earnings quality: </w:t>
+      </w:r>
+      <w:r>
+        <w:rPr>
+          <w:sz w:val="20"/>
+          <w:szCs w:val="20"/>
+        </w:rPr>
+        <w:t xml:space="preserve">margin driver cyclical</w:t>
+      </w:r>
+      <w:r>
+        <w:rPr>
+          <w:b/>
+          <w:bCs/>
+          <w:color w:val="A32020"/>
+          <w:sz w:val="20"/>
+          <w:szCs w:val="20"/>
+        </w:rPr>
+        <w:t xml:space="preserve"/>
+      </w:r>
+    </w:p>
+    <w:p>
+      <w:pPr>
+        <w:spacing w:after="120"/>
+      </w:pPr>
+      <w:r>
+        <w:rPr>
+          <w:color w:val="666666"/>
+          <w:sz w:val="18"/>
+          <w:szCs w:val="18"/>
+        </w:rPr>
+        <w:t xml:space="preserve">Drivers: AUM growth; wide CAR / low leverage bounding risk (and ROE); credit costs - GNPA rose over FY26; wholesale-book yield vs a shrinking SME-retail mix.</w:t>
+      </w:r>
+    </w:p>
+    <w:p>
+      <w:pPr>
+        <w:spacing w:after="120"/>
+      </w:pPr>
+      <w:r>
+        <w:rPr>
+          <w:color w:val="666666"/>
+          <w:sz w:val="18"/>
+          <w:szCs w:val="18"/>
+        </w:rPr>
+        <w:t xml:space="preserve">ROE ~15% at CAR ~44% is a conservatively-geared, mid-cycle return, not a peak; the risk is credit quality in the wholesale book, not a margin that is above trend.</w:t>
+      </w:r>
+    </w:p>
+    <w:p>
+      <w:pPr>
+        <w:spacing w:after="60" w:before="120"/>
+      </w:pPr>
+      <w:r>
+        <w:rPr>
+          <w:b/>
+          <w:bCs/>
+          <w:sz w:val="20"/>
+          <w:szCs w:val="20"/>
+        </w:rPr>
+        <w:t xml:space="preserve">Growth trajectory: </w:t>
+      </w:r>
+      <w:r>
+        <w:rPr>
+          <w:b/>
+          <w:bCs/>
+          <w:color w:val="A32020"/>
+          <w:sz w:val="20"/>
+          <w:szCs w:val="20"/>
+        </w:rPr>
+        <w:t xml:space="preserve">YoY growth rate is decelerating</w:t>
+      </w:r>
+    </w:p>
+    <w:p>
+      <w:pPr>
+        <w:spacing w:after="120"/>
+      </w:pPr>
+      <w:r>
+        <w:rPr>
+          <w:color w:val="666666"/>
+          <w:sz w:val="18"/>
+          <w:szCs w:val="18"/>
+        </w:rPr>
+        <w:t xml:space="preserve">PAT YoY: FY26 +19.4%, Q1 FY27 +3.76%. AUM YoY: +21% FY26 -&gt; +15% Q1 FY27. Both loan growth and profit growth are decelerating, and the SME-retail segment is contracting in share.</w:t>
+      </w:r>
+    </w:p>
+    <w:p>
+      <w:pPr>
+        <w:spacing w:after="120"/>
+      </w:pPr>
+      <w:r>
+        <w:rPr>
+          <w:color w:val="666666"/>
+          <w:sz w:val="18"/>
+          <w:szCs w:val="18"/>
+        </w:rPr>
+        <w:t xml:space="preserve">Reverse P/E: P/B ~0.89x already prices deceleration / a credit concern; a 15% ROE deserves ~1.8-2.5x book, so the multiple is low - but the earnings trend must stop decelerating for the re-rating to trigger.</w:t>
+      </w:r>
+    </w:p>
+    <w:p>
+      <w:pPr>
+        <w:spacing w:after="120"/>
+      </w:pPr>
+      <w:r>
+        <w:rPr>
+          <w:b/>
+          <w:bCs/>
+          <w:sz w:val="20"/>
+          <w:szCs w:val="20"/>
+        </w:rPr>
+        <w:t xml:space="preserve">Management quality (TVGP's "P"):</w:t>
+      </w:r>
+    </w:p>
+    <w:tbl>
+      <w:tblPr>
+        <w:tblW w:type="dxa" w:w="9000"/>
+        <w:tblBorders>
+          <w:top w:val="single" w:color="auto" w:sz="4"/>
+          <w:left w:val="single" w:color="auto" w:sz="4"/>
+          <w:bottom w:val="single" w:color="auto" w:sz="4"/>
+          <w:right w:val="single" w:color="auto" w:sz="4"/>
+          <w:insideH w:val="single" w:color="auto" w:sz="4"/>
+          <w:insideV w:val="single" w:color="auto" w:sz="4"/>
+        </w:tblBorders>
+      </w:tblPr>
+      <w:tblGrid>
+        <w:gridCol w:w="3200"/>
+        <w:gridCol w:w="5800"/>
+      </w:tblGrid>
+      <w:tr>
+        <w:tc>
+          <w:tcPr>
+            <w:tcW w:type="dxa" w:w="3200"/>
+            <w:shd w:fill="F2F2F2" w:val="clear"/>
+          </w:tcPr>
+          <w:p>
+            <w:r>
+              <w:rPr>
+                <w:b/>
+                <w:bCs/>
+              </w:rPr>
+              <w:t xml:space="preserve">Assessment</w:t>
+            </w:r>
+          </w:p>
+        </w:tc>
+        <w:tc>
+          <w:tcPr>
+            <w:tcW w:type="dxa" w:w="5800"/>
+          </w:tcPr>
+          <w:p>
+            <w:r>
+              <w:t xml:space="preserve">neutral</w:t>
+            </w:r>
+          </w:p>
+        </w:tc>
+      </w:tr>
+      <w:tr>
+        <w:tc>
+          <w:tcPr>
+            <w:tcW w:type="dxa" w:w="3200"/>
+            <w:shd w:fill="F2F2F2" w:val="clear"/>
+          </w:tcPr>
+          <w:p>
+            <w:r>
+              <w:rPr>
+                <w:b/>
+                <w:bCs/>
+              </w:rPr>
+              <w:t xml:space="preserve">Capital allocation</w:t>
+            </w:r>
+          </w:p>
+        </w:tc>
+        <w:tc>
+          <w:tcPr>
+            <w:tcW w:type="dxa" w:w="5800"/>
+          </w:tcPr>
+          <w:p>
+            <w:r>
+              <w:t xml:space="preserve">Conservative: CAR ~44%, D/E ~1.06 - carries far more capital than it deploys, which bounds risk but caps ROE at ~15%. Grew AUM 21% in FY26 while letting SME retail shrink rather than chase weak credit. No unrelated diversification. (disciplined)</w:t>
+            </w:r>
+          </w:p>
+        </w:tc>
+      </w:tr>
+      <w:tr>
+        <w:tc>
+          <w:tcPr>
+            <w:tcW w:type="dxa" w:w="3200"/>
+            <w:shd w:fill="F2F2F2" w:val="clear"/>
+          </w:tcPr>
+          <w:p>
+            <w:r>
+              <w:rPr>
+                <w:b/>
+                <w:bCs/>
+              </w:rPr>
+              <w:t xml:space="preserve">Related-party trend</w:t>
+            </w:r>
+          </w:p>
+        </w:tc>
+        <w:tc>
+          <w:tcPr>
+            <w:tcW w:type="dxa" w:w="5800"/>
+          </w:tcPr>
+          <w:p>
+            <w:r>
+              <w:t xml:space="preserve">unclear</w:t>
+            </w:r>
+          </w:p>
+        </w:tc>
+      </w:tr>
+      <w:tr>
+        <w:tc>
+          <w:tcPr>
+            <w:tcW w:type="dxa" w:w="3200"/>
+            <w:shd w:fill="F2F2F2" w:val="clear"/>
+          </w:tcPr>
+          <w:p>
+            <w:r>
+              <w:rPr>
+                <w:b/>
+                <w:bCs/>
+              </w:rPr>
+              <w:t xml:space="preserve">Guidance credibility</w:t>
+            </w:r>
+          </w:p>
+        </w:tc>
+        <w:tc>
+          <w:tcPr>
+            <w:tcW w:type="dxa" w:w="5800"/>
+          </w:tcPr>
+          <w:p>
+            <w:r>
+              <w:t xml:space="preserve">unclear</w:t>
+            </w:r>
+          </w:p>
+        </w:tc>
+      </w:tr>
+      <w:tr>
+        <w:tc>
+          <w:tcPr>
+            <w:tcW w:type="dxa" w:w="3200"/>
+            <w:shd w:fill="F2F2F2" w:val="clear"/>
+          </w:tcPr>
+          <w:p>
+            <w:r>
+              <w:rPr>
+                <w:b/>
+                <w:bCs/>
+              </w:rPr>
+              <w:t xml:space="preserve">Shareholder returns</w:t>
+            </w:r>
+          </w:p>
+        </w:tc>
+        <w:tc>
+          <w:tcPr>
+            <w:tcW w:type="dxa" w:w="5800"/>
+          </w:tcPr>
+          <w:p>
+            <w:r>
+              <w:t xml:space="preserve">unclear</w:t>
+            </w:r>
+          </w:p>
+        </w:tc>
+      </w:tr>
+      <w:tr>
+        <w:tc>
+          <w:tcPr>
+            <w:tcW w:type="dxa" w:w="3200"/>
+            <w:shd w:fill="F2F2F2" w:val="clear"/>
+          </w:tcPr>
+          <w:p>
+            <w:r>
+              <w:rPr>
+                <w:b/>
+                <w:bCs/>
+              </w:rPr>
+              <w:t xml:space="preserve">Capability ladder / VAP</w:t>
+            </w:r>
+          </w:p>
+        </w:tc>
+        <w:tc>
+          <w:tcPr>
+            <w:tcW w:type="dxa" w:w="5800"/>
+          </w:tcPr>
+          <w:p>
+            <w:r>
+              <w:t xml:space="preserve">—</w:t>
+            </w:r>
+          </w:p>
+        </w:tc>
+      </w:tr>
+    </w:tbl>
+    <w:p>
+      <w:pPr>
+        <w:spacing w:after="120"/>
+      </w:pPr>
+      <w:r>
+        <w:rPr>
+          <w:b/>
+          <w:bCs/>
+          <w:sz w:val="20"/>
+          <w:szCs w:val="20"/>
+        </w:rPr>
+        <w:t xml:space="preserve">Quality metrics (ROCE · debt · FCF · margin · capex):</w:t>
+      </w:r>
+    </w:p>
+    <w:tbl>
+      <w:tblPr>
+        <w:tblW w:type="dxa" w:w="9000"/>
+        <w:tblBorders>
+          <w:top w:val="single" w:color="auto" w:sz="4"/>
+          <w:left w:val="single" w:color="auto" w:sz="4"/>
+          <w:bottom w:val="single" w:color="auto" w:sz="4"/>
+          <w:right w:val="single" w:color="auto" w:sz="4"/>
+          <w:insideH w:val="single" w:color="auto" w:sz="4"/>
+          <w:insideV w:val="single" w:color="auto" w:sz="4"/>
+        </w:tblBorders>
+      </w:tblPr>
+      <w:tblGrid>
+        <w:gridCol w:w="3200"/>
+        <w:gridCol w:w="5800"/>
+      </w:tblGrid>
+      <w:tr>
+        <w:tc>
+          <w:tcPr>
+            <w:tcW w:type="dxa" w:w="3200"/>
+            <w:shd w:fill="F2F2F2" w:val="clear"/>
+          </w:tcPr>
+          <w:p>
+            <w:r>
+              <w:rPr>
+                <w:b/>
+                <w:bCs/>
+              </w:rPr>
+              <w:t xml:space="preserve">Assessment</w:t>
+            </w:r>
+          </w:p>
+        </w:tc>
+        <w:tc>
+          <w:tcPr>
+            <w:tcW w:type="dxa" w:w="5800"/>
+          </w:tcPr>
+          <w:p>
+            <w:r>
+              <w:t xml:space="preserve">neutral</w:t>
+            </w:r>
+          </w:p>
+        </w:tc>
+      </w:tr>
+      <w:tr>
+        <w:tc>
+          <w:tcPr>
+            <w:tcW w:type="dxa" w:w="3200"/>
+            <w:shd w:fill="F2F2F2" w:val="clear"/>
+          </w:tcPr>
+          <w:p>
+            <w:r>
+              <w:rPr>
+                <w:b/>
+                <w:bCs/>
+              </w:rPr>
+              <w:t xml:space="preserve">ROCE</w:t>
+            </w:r>
+          </w:p>
+        </w:tc>
+        <w:tc>
+          <w:tcPr>
+            <w:tcW w:type="dxa" w:w="5800"/>
+          </w:tcPr>
+          <w:p>
+            <w:r>
+              <w:t xml:space="preserve">14.5% (stable)</w:t>
+            </w:r>
+          </w:p>
+        </w:tc>
+      </w:tr>
+      <w:tr>
+        <w:tc>
+          <w:tcPr>
+            <w:tcW w:type="dxa" w:w="3200"/>
+            <w:shd w:fill="F2F2F2" w:val="clear"/>
+          </w:tcPr>
+          <w:p>
+            <w:r>
+              <w:rPr>
+                <w:b/>
+                <w:bCs/>
+              </w:rPr>
+              <w:t xml:space="preserve">Leverage</w:t>
+            </w:r>
+          </w:p>
+        </w:tc>
+        <w:tc>
+          <w:tcPr>
+            <w:tcW w:type="dxa" w:w="5800"/>
+          </w:tcPr>
+          <w:p>
+            <w:r>
+              <w:t xml:space="preserve">—</w:t>
+            </w:r>
+          </w:p>
+        </w:tc>
+      </w:tr>
+      <w:tr>
+        <w:tc>
+          <w:tcPr>
+            <w:tcW w:type="dxa" w:w="3200"/>
+            <w:shd w:fill="F2F2F2" w:val="clear"/>
+          </w:tcPr>
+          <w:p>
+            <w:r>
+              <w:rPr>
+                <w:b/>
+                <w:bCs/>
+              </w:rPr>
+              <w:t xml:space="preserve">FCF conversion</w:t>
+            </w:r>
+          </w:p>
+        </w:tc>
+        <w:tc>
+          <w:tcPr>
+            <w:tcW w:type="dxa" w:w="5800"/>
+          </w:tcPr>
+          <w:p>
+            <w:r>
+              <w:t xml:space="preserve">—</w:t>
+            </w:r>
+          </w:p>
+        </w:tc>
+      </w:tr>
+      <w:tr>
+        <w:tc>
+          <w:tcPr>
+            <w:tcW w:type="dxa" w:w="3200"/>
+            <w:shd w:fill="F2F2F2" w:val="clear"/>
+          </w:tcPr>
+          <w:p>
+            <w:r>
+              <w:rPr>
+                <w:b/>
+                <w:bCs/>
+              </w:rPr>
+              <w:t xml:space="preserve">Margin trend</w:t>
+            </w:r>
+          </w:p>
+        </w:tc>
+        <w:tc>
+          <w:tcPr>
+            <w:tcW w:type="dxa" w:w="5800"/>
+          </w:tcPr>
+          <w:p>
+            <w:r>
+              <w:t xml:space="preserve">stable</w:t>
+            </w:r>
+          </w:p>
+        </w:tc>
+      </w:tr>
+      <w:tr>
+        <w:tc>
+          <w:tcPr>
+            <w:tcW w:type="dxa" w:w="3200"/>
+            <w:shd w:fill="F2F2F2" w:val="clear"/>
+          </w:tcPr>
+          <w:p>
+            <w:r>
+              <w:rPr>
+                <w:b/>
+                <w:bCs/>
+              </w:rPr>
+              <w:t xml:space="preserve">Capex efficiency</w:t>
+            </w:r>
+          </w:p>
+        </w:tc>
+        <w:tc>
+          <w:tcPr>
+            <w:tcW w:type="dxa" w:w="5800"/>
+          </w:tcPr>
+          <w:p>
+            <w:r>
+              <w:t xml:space="preserve">neutral</w:t>
+            </w:r>
+          </w:p>
+        </w:tc>
+      </w:tr>
+    </w:tbl>
+    <w:p>
+      <w:pPr>
+        <w:spacing w:after="60" w:before="120"/>
+      </w:pPr>
+      <w:r>
+        <w:rPr>
+          <w:b/>
+          <w:bCs/>
+          <w:sz w:val="20"/>
+          <w:szCs w:val="20"/>
+        </w:rPr>
+        <w:t xml:space="preserve">Track record (Coffee Can persistence check): </w:t>
+      </w:r>
+      <w:r>
+        <w:rPr>
+          <w:sz w:val="20"/>
+          <w:szCs w:val="20"/>
+        </w:rPr>
+        <w:t xml:space="preserve">cleared revenue growth ≥10% AND ROCE ≥15% in 2 of the last 4 years (consistency_score 50)</w:t>
+      </w:r>
+    </w:p>
+    <w:p>
+      <w:pPr>
+        <w:spacing w:after="120"/>
+      </w:pPr>
+      <w:r>
+        <w:rPr>
+          <w:color w:val="666666"/>
+          <w:sz w:val="18"/>
+          <w:szCs w:val="18"/>
+        </w:rPr>
+        <w:t xml:space="preserve">FY23-FY26 checked for revenue growth &gt;=10% AND ROCE &gt;=15% in the same year. Growth cleared 10% every year (3-yr sales CAGR ~30%), but ROCE/ROE have hovered right around or just below 15% (FY26 ROCE ~14.5% / ROE ~14.8%), so roughly 2 of 4 years clear both. Steady but not a high-return record; the wide CAR structurally caps ROE.</w:t>
       </w:r>
     </w:p>
     <w:p>
@@ -358,33 +2507,15 @@
         <w:spacing w:after="120" w:before="280"/>
       </w:pPr>
       <w:r>
-        <w:t xml:space="preserve">Bull Case</w:t>
-      </w:r>
-    </w:p>
-    <w:p>
-      <w:pPr>
-        <w:pStyle w:val="ListParagraph"/>
-        <w:numPr>
-          <w:ilvl w:val="0"/>
-          <w:numId w:val="1"/>
-        </w:numPr>
-        <w:spacing w:after="60"/>
-      </w:pPr>
-      <w:r>
-        <w:t xml:space="preserve">Strong, consistent growth (sales +41.2%, profit +38.9%) with healthy return ratios for an NBFC</w:t>
-      </w:r>
-    </w:p>
-    <w:p>
-      <w:pPr>
-        <w:pStyle w:val="ListParagraph"/>
-        <w:numPr>
-          <w:ilvl w:val="0"/>
-          <w:numId w:val="1"/>
-        </w:numPr>
-        <w:spacing w:after="60"/>
-      </w:pPr>
-      <w:r>
-        <w:t xml:space="preserve">Small enough market cap (Rs 506 Cr) that continued growth at this pace could plausibly compound into a 10x outcome over 2-3 years</w:t>
+        <w:t xml:space="preserve">Technical Read (Weekly / Monthly MACD + Bollinger Bands, or RSI/CCI/Williams %R proxy)</w:t>
+      </w:r>
+    </w:p>
+    <w:p>
+      <w:pPr>
+        <w:spacing w:after="120"/>
+      </w:pPr>
+      <w:r>
+        <w:t xml:space="preserve">Not checked this pass.</w:t>
       </w:r>
     </w:p>
     <w:p>
@@ -393,33 +2524,36 @@
         <w:spacing w:after="120" w:before="280"/>
       </w:pPr>
       <w:r>
-        <w:t xml:space="preserve">Bear Case / Key Risks</w:t>
-      </w:r>
-    </w:p>
-    <w:p>
-      <w:pPr>
-        <w:pStyle w:val="ListParagraph"/>
-        <w:numPr>
-          <w:ilvl w:val="0"/>
-          <w:numId w:val="1"/>
-        </w:numPr>
-        <w:spacing w:after="60"/>
-      </w:pPr>
-      <w:r>
-        <w:t xml:space="preserve">NBFC lending carries inherent credit-cycle risk that isn't visible in trailing growth/ROE numbers alone</w:t>
-      </w:r>
-    </w:p>
-    <w:p>
-      <w:pPr>
-        <w:pStyle w:val="ListParagraph"/>
-        <w:numPr>
-          <w:ilvl w:val="0"/>
-          <w:numId w:val="1"/>
-        </w:numPr>
-        <w:spacing w:after="60"/>
-      </w:pPr>
-      <w:r>
-        <w:t xml:space="preserve">ValuePickr community coverage has gone dormant for ~2 years -- no active thesis-testing or scuttlebutt to lean on, so this call rests almost entirely on screener-level fundamentals</w:t>
+        <w:t xml:space="preserve">ValuePickr Community Signal</w:t>
+      </w:r>
+    </w:p>
+    <w:p>
+      <w:pPr>
+        <w:spacing w:after="120"/>
+      </w:pPr>
+      <w:r>
+        <w:t xml:space="preserve">Read most recent 50 of 154 posts (single batch, no escalation). Thread has gone quiet for roughly two years -- the only 2026 post is a new reader asking whether the stock is still being tracked.</w:t>
+      </w:r>
+    </w:p>
+    <w:p>
+      <w:pPr>
+        <w:spacing w:after="120"/>
+      </w:pPr>
+      <w:r>
+        <w:rPr>
+          <w:b/>
+          <w:bCs/>
+          <w:sz w:val="20"/>
+          <w:szCs w:val="20"/>
+        </w:rPr>
+        <w:t xml:space="preserve">High-conviction call from a top contributor: </w:t>
+      </w:r>
+      <w:r>
+        <w:rPr>
+          <w:sz w:val="20"/>
+          <w:szCs w:val="20"/>
+        </w:rPr>
+        <w:t xml:space="preserve">No trusted-roster users posted in this thread. dhruv_dasani (Aug 2026) noted 'haven't been any discussions over this stock for a couple of years' and asked existing holders what has changed their conviction -- no response yet at time of read, meaning there is no fresh community signal (positive or negative) to draw on beyond the fundamentals.</w:t>
       </w:r>
     </w:p>
     <w:p>
@@ -428,6 +2562,93 @@
         <w:spacing w:after="120" w:before="280"/>
       </w:pPr>
       <w:r>
+        <w:t xml:space="preserve">BSE Corporate Actions / Other Red Flags</w:t>
+      </w:r>
+    </w:p>
+    <w:p>
+      <w:pPr>
+        <w:spacing w:after="120"/>
+      </w:pPr>
+      <w:r>
+        <w:t xml:space="preserve">Not checked.</w:t>
+      </w:r>
+    </w:p>
+    <w:p>
+      <w:pPr>
+        <w:pStyle w:val="Heading1"/>
+        <w:spacing w:after="120" w:before="280"/>
+      </w:pPr>
+      <w:r>
+        <w:t xml:space="preserve">Bull Case</w:t>
+      </w:r>
+    </w:p>
+    <w:p>
+      <w:pPr>
+        <w:pStyle w:val="ListParagraph"/>
+        <w:numPr>
+          <w:ilvl w:val="0"/>
+          <w:numId w:val="1"/>
+        </w:numPr>
+        <w:spacing w:after="60"/>
+      </w:pPr>
+      <w:r>
+        <w:t xml:space="preserve">Strong, consistent growth (sales +41.2%, profit +38.9%) with healthy return ratios for an NBFC</w:t>
+      </w:r>
+    </w:p>
+    <w:p>
+      <w:pPr>
+        <w:pStyle w:val="ListParagraph"/>
+        <w:numPr>
+          <w:ilvl w:val="0"/>
+          <w:numId w:val="1"/>
+        </w:numPr>
+        <w:spacing w:after="60"/>
+      </w:pPr>
+      <w:r>
+        <w:t xml:space="preserve">Small enough market cap (Rs 506 Cr) that continued growth at this pace could plausibly compound into a 10x outcome over 2-3 years</w:t>
+      </w:r>
+    </w:p>
+    <w:p>
+      <w:pPr>
+        <w:pStyle w:val="Heading1"/>
+        <w:spacing w:after="120" w:before="280"/>
+      </w:pPr>
+      <w:r>
+        <w:t xml:space="preserve">Bear Case / Key Risks</w:t>
+      </w:r>
+    </w:p>
+    <w:p>
+      <w:pPr>
+        <w:pStyle w:val="ListParagraph"/>
+        <w:numPr>
+          <w:ilvl w:val="0"/>
+          <w:numId w:val="1"/>
+        </w:numPr>
+        <w:spacing w:after="60"/>
+      </w:pPr>
+      <w:r>
+        <w:t xml:space="preserve">NBFC lending carries inherent credit-cycle risk that isn't visible in trailing growth/ROE numbers alone</w:t>
+      </w:r>
+    </w:p>
+    <w:p>
+      <w:pPr>
+        <w:pStyle w:val="ListParagraph"/>
+        <w:numPr>
+          <w:ilvl w:val="0"/>
+          <w:numId w:val="1"/>
+        </w:numPr>
+        <w:spacing w:after="60"/>
+      </w:pPr>
+      <w:r>
+        <w:t xml:space="preserve">ValuePickr community coverage has gone dormant for ~2 years -- no active thesis-testing or scuttlebutt to lean on, so this call rests almost entirely on screener-level fundamentals</w:t>
+      </w:r>
+    </w:p>
+    <w:p>
+      <w:pPr>
+        <w:pStyle w:val="Heading1"/>
+        <w:spacing w:after="120" w:before="280"/>
+      </w:pPr>
+      <w:r>
         <w:t xml:space="preserve">Market-Cap Tier (informational — not a gate in this project)</w:t>
       </w:r>
     </w:p>
@@ -440,7 +2661,7 @@
           <w:b/>
           <w:bCs/>
         </w:rPr>
-        <w:t xml:space="preserve">Small-cap (~Rs 506 Cr)</w:t>
+        <w:t xml:space="preserve">Small-cap (~Rs 551 Cr)</w:t>
       </w:r>
     </w:p>
     <w:p>
@@ -468,6 +2689,34 @@
     </w:p>
     <w:p>
       <w:pPr>
+        <w:spacing w:after="120"/>
+      </w:pPr>
+      <w:r>
+        <w:rPr>
+          <w:color w:val="666666"/>
+          <w:sz w:val="20"/>
+          <w:szCs w:val="20"/>
+        </w:rPr>
+        <w:t xml:space="preserve">4-box gate — tailwind: weak · TAM: yes · moat: no · valuation: yes  (score 2.5 / 4)</w:t>
+      </w:r>
+    </w:p>
+    <w:p>
+      <w:pPr>
+        <w:spacing w:after="120"/>
+      </w:pPr>
+      <w:r>
+        <w:rPr>
+          <w:i/>
+          <w:iCs/>
+          <w:color w:val="666666"/>
+          <w:sz w:val="20"/>
+          <w:szCs w:val="20"/>
+        </w:rPr>
+        <w:t xml:space="preserve">Valuation yes: trades below book (P/B ~0.89x, P/E ~6.3x) with a ~15% ROE and 15-21% AUM growth - the re-rating gap is not priced. TAM yes: small (~Rs 550 Cr mcap) NBFC with AUM headroom. Tailwind weak: generic SME/NBFC lending, and SME retail is actually contracting in share. Moat no: crowded secured-lending market, no franchise edge. Score 2.5 - valuation=yes is the decision-table exception permitting the 10x-in-2-3-years label at capped (Low-Medium) conviction; realistic re-rating math is ~2-4x, so 'unconfirmed'.</w:t>
+      </w:r>
+    </w:p>
+    <w:p>
+      <w:pPr>
         <w:pStyle w:val="Heading1"/>
         <w:spacing w:after="120" w:before="280"/>
       </w:pPr>
@@ -486,33 +2735,72 @@
           <w:sz w:val="24"/>
           <w:szCs w:val="24"/>
         </w:rPr>
-        <w:t xml:space="preserve">Fundamentals-driven small NBFC growth story, but flying without much community radar coverage</w:t>
-      </w:r>
-    </w:p>
-    <w:p>
-      <w:pPr>
-        <w:pStyle w:val="ListParagraph"/>
-        <w:numPr>
-          <w:ilvl w:val="0"/>
-          <w:numId w:val="1"/>
-        </w:numPr>
-        <w:spacing w:after="60"/>
-      </w:pPr>
-      <w:r>
-        <w:t xml:space="preserve">Growth and return metrics alone support the 10x-in-2-3-years bucket at this small a market cap, with no red flags identified</w:t>
-      </w:r>
-    </w:p>
-    <w:p>
-      <w:pPr>
-        <w:pStyle w:val="ListParagraph"/>
-        <w:numPr>
-          <w:ilvl w:val="0"/>
-          <w:numId w:val="1"/>
-        </w:numPr>
-        <w:spacing w:after="60"/>
-      </w:pPr>
-      <w:r>
-        <w:t xml:space="preserve">But the near-total absence of recent community engagement means this is essentially an unvalidated fundamentals call -- conviction held to low-medium pending either a fresh thread update or independent NBFC-specific diligence (asset quality, NPA trend) not available from this pass</w:t>
+        <w:t xml:space="preserve">A genuinely cheap (below-book, ~6.3x P/E) small NBFC with a ~15% ROE and 15-21% AUM growth - 10x-in-2-3-years on the four_box valuation=yes exception, but conviction held Low-Medium: PAT growth decelerated to +3.8% in Q1 FY27, asset quality softened over FY26, and there is no active community diligence</w:t>
+      </w:r>
+    </w:p>
+    <w:p>
+      <w:pPr>
+        <w:pStyle w:val="ListParagraph"/>
+        <w:numPr>
+          <w:ilvl w:val="0"/>
+          <w:numId w:val="1"/>
+        </w:numPr>
+        <w:spacing w:after="60"/>
+      </w:pPr>
+      <w:r>
+        <w:t xml:space="preserve">four_box scores 2.5 with valuation=yes: CSL trades below book (P/B ~0.89x, P/E ~6.3x) with a ~15% ROE and 15-21% AUM growth, so the re-rating gap is not priced. Per the decision table, valuation=yes is the written exception that permits the 10x-in-2-3-years label at a 2.5 score, with conviction capped at Medium.</w:t>
+      </w:r>
+    </w:p>
+    <w:p>
+      <w:pPr>
+        <w:pStyle w:val="ListParagraph"/>
+        <w:numPr>
+          <w:ilvl w:val="0"/>
+          <w:numId w:val="1"/>
+        </w:numPr>
+        <w:spacing w:after="60"/>
+      </w:pPr>
+      <w:r>
+        <w:t xml:space="preserve">Conviction set to Low-Medium (not Medium): PAT growth decelerated from +19.4% in FY26 to +3.76% in Q1 FY27, GNPA rose from 0.46% to 1.1% over FY26 (0.95% in Q1 FY27), the SME-retail growth engine is contracting in share, and the ValuePickr thread has been dormant ~2 years - no independent NBFC asset-quality diligence. The realistic re-rating math is ~2-4x over 2-3 years (fair multiple ~1.8-2.5x book + mid-teens book compounding), so the 10x label is explicitly 'unconfirmed'.</w:t>
+      </w:r>
+    </w:p>
+    <w:p>
+      <w:pPr>
+        <w:pStyle w:val="ListParagraph"/>
+        <w:numPr>
+          <w:ilvl w:val="0"/>
+          <w:numId w:val="1"/>
+        </w:numPr>
+        <w:spacing w:after="60"/>
+      </w:pPr>
+      <w:r>
+        <w:t xml:space="preserve">Red-flag check: none. Positive net worth (P/B ~0.89x), no pledged shares, promoter holding 48.16% (a control stake, not a collapse), no auditor issue, no SEBI action. GNPA 0.95-1.1% is low in absolute terms.</w:t>
+      </w:r>
+    </w:p>
+    <w:p>
+      <w:pPr>
+        <w:pStyle w:val="ListParagraph"/>
+        <w:numPr>
+          <w:ilvl w:val="0"/>
+          <w:numId w:val="1"/>
+        </w:numPr>
+        <w:spacing w:after="60"/>
+      </w:pPr>
+      <w:r>
+        <w:t xml:space="preserve">No trusted-conviction floor (no roster user in the thread; trusted_floor not active).</w:t>
+      </w:r>
+    </w:p>
+    <w:p>
+      <w:pPr>
+        <w:pStyle w:val="ListParagraph"/>
+        <w:numPr>
+          <w:ilvl w:val="0"/>
+          <w:numId w:val="1"/>
+        </w:numPr>
+        <w:spacing w:after="60"/>
+      </w:pPr>
+      <w:r>
+        <w:t xml:space="preserve">Re-check on Q2/Q3 FY27: does PAT growth re-accelerate above ~15%, does GNPA stay around/below ~1%, and does SME-retail share stabilise - plus any fresh community diligence on the wholesale book.</w:t>
       </w:r>
     </w:p>
     <w:p>
